--- a/EXPORTS/DOCX/review/niveau3/Dutch/Arnhem1928.docx
+++ b/EXPORTS/DOCX/review/niveau3/Dutch/Arnhem1928.docx
@@ -1040,7 +1040,7 @@
             <w:rPr>
               <w:rStyle w:val="Hyperlink"/>
             </w:rPr>
-            <w:t>file/49d013d5-078</w:t>
+            <w:t>file/49d013d5-0786</w:t>
           </w:r>
         </w:hyperlink>
       </w:r>
@@ -1051,23 +1051,7 @@
           <w:i w:val="0"/>
           <w:color w:val="0000FF"/>
           <w:sz w:val="24"/>
-        </w:rPr>
-        <w:hyperlink r:id="rId10" w:history="1">
-          <w:r>
-            <w:rPr>
-              <w:rStyle w:val="Hyperlink"/>
-            </w:rPr>
-            <w:t>6</w:t>
-          </w:r>
-        </w:hyperlink>
-      </w:r>
-      <w:r>
-        <w:rPr>
-          <w:rFonts w:ascii="Charis SIL Regular" w:hAnsi="Charis SIL Regular" w:eastAsia="Charis SIL Regular"/>
-          <w:b w:val="0"/>
-          <w:i w:val="0"/>
-          <w:color w:val="0000FF"/>
-          <w:sz w:val="24"/>
+          <w:u w:val="single"/>
         </w:rPr>
         <w:t>-</w:t>
       </w:r>
@@ -1085,9 +1069,19 @@
             <w:rPr>
               <w:rStyle w:val="Hyperlink"/>
             </w:rPr>
-            <w:t>db08-</w:t>
+            <w:t>db08</w:t>
           </w:r>
         </w:hyperlink>
+      </w:r>
+      <w:r>
+        <w:rPr>
+          <w:rFonts w:ascii="Charis SIL Regular" w:hAnsi="Charis SIL Regular" w:eastAsia="Charis SIL Regular"/>
+          <w:b w:val="0"/>
+          <w:i w:val="0"/>
+          <w:color w:val="0000FF"/>
+          <w:sz w:val="24"/>
+        </w:rPr>
+        <w:t>-</w:t>
       </w:r>
       <w:r>
         <w:rPr>
@@ -2185,6 +2179,7 @@
       </w:r>
       <w:r>
         <w:rPr>
+          <w:u w:val="single" w:color="0000ff"/>
           <w:rFonts w:ascii="Charis SIL Regular" w:hAnsi="Charis SIL Regular" w:eastAsia="Charis SIL Regular"/>
           <w:b w:val="0"/>
           <w:i w:val="0"/>

--- a/EXPORTS/DOCX/review/niveau3/Dutch/Arnhem1928.docx
+++ b/EXPORTS/DOCX/review/niveau3/Dutch/Arnhem1928.docx
@@ -1040,7 +1040,7 @@
             <w:rPr>
               <w:rStyle w:val="Hyperlink"/>
             </w:rPr>
-            <w:t>file/49d013d5-0786</w:t>
+            <w:t>file/49d013d5-078</w:t>
           </w:r>
         </w:hyperlink>
       </w:r>
@@ -1051,7 +1051,23 @@
           <w:i w:val="0"/>
           <w:color w:val="0000FF"/>
           <w:sz w:val="24"/>
-          <w:u w:val="single"/>
+        </w:rPr>
+        <w:hyperlink r:id="rId10" w:history="1">
+          <w:r>
+            <w:rPr>
+              <w:rStyle w:val="Hyperlink"/>
+            </w:rPr>
+            <w:t>6</w:t>
+          </w:r>
+        </w:hyperlink>
+      </w:r>
+      <w:r>
+        <w:rPr>
+          <w:rFonts w:ascii="Charis SIL Regular" w:hAnsi="Charis SIL Regular" w:eastAsia="Charis SIL Regular"/>
+          <w:b w:val="0"/>
+          <w:i w:val="0"/>
+          <w:color w:val="0000FF"/>
+          <w:sz w:val="24"/>
         </w:rPr>
         <w:t>-</w:t>
       </w:r>
@@ -1069,19 +1085,9 @@
             <w:rPr>
               <w:rStyle w:val="Hyperlink"/>
             </w:rPr>
-            <w:t>db08</w:t>
+            <w:t>db08-</w:t>
           </w:r>
         </w:hyperlink>
-      </w:r>
-      <w:r>
-        <w:rPr>
-          <w:rFonts w:ascii="Charis SIL Regular" w:hAnsi="Charis SIL Regular" w:eastAsia="Charis SIL Regular"/>
-          <w:b w:val="0"/>
-          <w:i w:val="0"/>
-          <w:color w:val="0000FF"/>
-          <w:sz w:val="24"/>
-        </w:rPr>
-        <w:t>-</w:t>
       </w:r>
       <w:r>
         <w:rPr>
@@ -2179,21 +2185,13 @@
       </w:r>
       <w:r>
         <w:rPr>
-          <w:u w:val="single" w:color="0000ff"/>
           <w:rFonts w:ascii="Charis SIL Regular" w:hAnsi="Charis SIL Regular" w:eastAsia="Charis SIL Regular"/>
           <w:b w:val="0"/>
           <w:i w:val="0"/>
           <w:color w:val="000000"/>
           <w:sz w:val="24"/>
         </w:rPr>
-        <w:hyperlink r:id="rId17" w:history="1">
-          <w:r>
-            <w:rPr>
-              <w:rStyle w:val="Hyperlink"/>
-            </w:rPr>
-            <w:t xml:space="preserve">, </w:t>
-          </w:r>
-        </w:hyperlink>
+        <w:t xml:space="preserve">, </w:t>
       </w:r>
       <w:r>
         <w:rPr>
@@ -2204,7 +2202,7 @@
           <w:sz w:val="24"/>
           <w:u w:val="single"/>
         </w:rPr>
-        <w:hyperlink r:id="rId17" w:history="1">
+        <w:hyperlink r:id="rId18" w:history="1">
           <w:r>
             <w:rPr>
               <w:rStyle w:val="Hyperlink"/>
@@ -2251,7 +2249,7 @@
           <w:sz w:val="24"/>
           <w:u w:val="single"/>
         </w:rPr>
-        <w:hyperlink r:id="rId18" w:history="1">
+        <w:hyperlink r:id="rId17" w:history="1">
           <w:r>
             <w:rPr>
               <w:rStyle w:val="Hyperlink"/>

--- a/EXPORTS/DOCX/review/niveau3/Dutch/Arnhem1928.docx
+++ b/EXPORTS/DOCX/review/niveau3/Dutch/Arnhem1928.docx
@@ -1040,7 +1040,7 @@
             <w:rPr>
               <w:rStyle w:val="Hyperlink"/>
             </w:rPr>
-            <w:t>file/49d013d5-078</w:t>
+            <w:t>file/49d013d5-0786</w:t>
           </w:r>
         </w:hyperlink>
       </w:r>
@@ -1051,23 +1051,7 @@
           <w:i w:val="0"/>
           <w:color w:val="0000FF"/>
           <w:sz w:val="24"/>
-        </w:rPr>
-        <w:hyperlink r:id="rId10" w:history="1">
-          <w:r>
-            <w:rPr>
-              <w:rStyle w:val="Hyperlink"/>
-            </w:rPr>
-            <w:t>6</w:t>
-          </w:r>
-        </w:hyperlink>
-      </w:r>
-      <w:r>
-        <w:rPr>
-          <w:rFonts w:ascii="Charis SIL Regular" w:hAnsi="Charis SIL Regular" w:eastAsia="Charis SIL Regular"/>
-          <w:b w:val="0"/>
-          <w:i w:val="0"/>
-          <w:color w:val="0000FF"/>
-          <w:sz w:val="24"/>
+          <w:u w:val="single"/>
         </w:rPr>
         <w:t>-</w:t>
       </w:r>
@@ -1085,9 +1069,19 @@
             <w:rPr>
               <w:rStyle w:val="Hyperlink"/>
             </w:rPr>
-            <w:t>db08-</w:t>
+            <w:t>db08</w:t>
           </w:r>
         </w:hyperlink>
+      </w:r>
+      <w:r>
+        <w:rPr>
+          <w:rFonts w:ascii="Charis SIL Regular" w:hAnsi="Charis SIL Regular" w:eastAsia="Charis SIL Regular"/>
+          <w:b w:val="0"/>
+          <w:i w:val="0"/>
+          <w:color w:val="0000FF"/>
+          <w:sz w:val="24"/>
+        </w:rPr>
+        <w:t>-</w:t>
       </w:r>
       <w:r>
         <w:rPr>
@@ -2127,15 +2121,9 @@
           <w:i w:val="0"/>
           <w:color w:val="0000FF"/>
           <w:sz w:val="24"/>
+          <w:u w:val="single"/>
         </w:rPr>
-        <w:hyperlink r:id="rId17" w:history="1">
-          <w:r>
-            <w:rPr>
-              <w:rStyle w:val="Hyperlink"/>
-            </w:rPr>
-            <w:t>d</w:t>
-          </w:r>
-        </w:hyperlink>
+        <w:t>d</w:t>
       </w:r>
       <w:r>
         <w:rPr>
@@ -2185,13 +2173,21 @@
       </w:r>
       <w:r>
         <w:rPr>
+          <w:u w:val="single" w:color="0000ff"/>
           <w:rFonts w:ascii="Charis SIL Regular" w:hAnsi="Charis SIL Regular" w:eastAsia="Charis SIL Regular"/>
           <w:b w:val="0"/>
           <w:i w:val="0"/>
           <w:color w:val="000000"/>
           <w:sz w:val="24"/>
         </w:rPr>
-        <w:t xml:space="preserve">, </w:t>
+        <w:hyperlink r:id="rId17" w:history="1">
+          <w:r>
+            <w:rPr>
+              <w:rStyle w:val="Hyperlink"/>
+            </w:rPr>
+            <w:t xml:space="preserve">, </w:t>
+          </w:r>
+        </w:hyperlink>
       </w:r>
       <w:r>
         <w:rPr>
@@ -2202,7 +2198,7 @@
           <w:sz w:val="24"/>
           <w:u w:val="single"/>
         </w:rPr>
-        <w:hyperlink r:id="rId18" w:history="1">
+        <w:hyperlink r:id="rId17" w:history="1">
           <w:r>
             <w:rPr>
               <w:rStyle w:val="Hyperlink"/>
@@ -2249,7 +2245,7 @@
           <w:sz w:val="24"/>
           <w:u w:val="single"/>
         </w:rPr>
-        <w:hyperlink r:id="rId17" w:history="1">
+        <w:hyperlink r:id="rId18" w:history="1">
           <w:r>
             <w:rPr>
               <w:rStyle w:val="Hyperlink"/>

--- a/EXPORTS/DOCX/review/niveau3/Dutch/Arnhem1928.docx
+++ b/EXPORTS/DOCX/review/niveau3/Dutch/Arnhem1928.docx
@@ -1051,15 +1051,9 @@
           <w:i w:val="0"/>
           <w:color w:val="0000FF"/>
           <w:sz w:val="24"/>
+          <w:u w:val="single"/>
         </w:rPr>
-        <w:hyperlink r:id="rId10" w:history="1">
-          <w:r>
-            <w:rPr>
-              <w:rStyle w:val="Hyperlink"/>
-            </w:rPr>
-            <w:t>6</w:t>
-          </w:r>
-        </w:hyperlink>
+        <w:t>6</w:t>
       </w:r>
       <w:r>
         <w:rPr>
@@ -2127,9 +2121,15 @@
           <w:i w:val="0"/>
           <w:color w:val="0000FF"/>
           <w:sz w:val="24"/>
-          <w:u w:val="single"/>
         </w:rPr>
-        <w:t>d</w:t>
+        <w:hyperlink r:id="rId17" w:history="1">
+          <w:r>
+            <w:rPr>
+              <w:rStyle w:val="Hyperlink"/>
+            </w:rPr>
+            <w:t>d</w:t>
+          </w:r>
+        </w:hyperlink>
       </w:r>
       <w:r>
         <w:rPr>
@@ -2179,21 +2179,13 @@
       </w:r>
       <w:r>
         <w:rPr>
-          <w:u w:val="single" w:color="0000ff"/>
           <w:rFonts w:ascii="Charis SIL Regular" w:hAnsi="Charis SIL Regular" w:eastAsia="Charis SIL Regular"/>
           <w:b w:val="0"/>
           <w:i w:val="0"/>
           <w:color w:val="000000"/>
           <w:sz w:val="24"/>
         </w:rPr>
-        <w:hyperlink r:id="rId17" w:history="1">
-          <w:r>
-            <w:rPr>
-              <w:rStyle w:val="Hyperlink"/>
-            </w:rPr>
-            <w:t xml:space="preserve">, </w:t>
-          </w:r>
-        </w:hyperlink>
+        <w:t xml:space="preserve">, </w:t>
       </w:r>
       <w:r>
         <w:rPr>
@@ -2204,7 +2196,7 @@
           <w:sz w:val="24"/>
           <w:u w:val="single"/>
         </w:rPr>
-        <w:hyperlink r:id="rId17" w:history="1">
+        <w:hyperlink r:id="rId18" w:history="1">
           <w:r>
             <w:rPr>
               <w:rStyle w:val="Hyperlink"/>
@@ -2251,7 +2243,7 @@
           <w:sz w:val="24"/>
           <w:u w:val="single"/>
         </w:rPr>
-        <w:hyperlink r:id="rId18" w:history="1">
+        <w:hyperlink r:id="rId17" w:history="1">
           <w:r>
             <w:rPr>
               <w:rStyle w:val="Hyperlink"/>

--- a/EXPORTS/DOCX/review/niveau3/Dutch/Arnhem1928.docx
+++ b/EXPORTS/DOCX/review/niveau3/Dutch/Arnhem1928.docx
@@ -2179,6 +2179,7 @@
       </w:r>
       <w:r>
         <w:rPr>
+          <w:u w:val="single" w:color="0000ff"/>
           <w:rFonts w:ascii="Charis SIL Regular" w:hAnsi="Charis SIL Regular" w:eastAsia="Charis SIL Regular"/>
           <w:b w:val="0"/>
           <w:i w:val="0"/>

--- a/EXPORTS/DOCX/review/niveau3/Dutch/Arnhem1928.docx
+++ b/EXPORTS/DOCX/review/niveau3/Dutch/Arnhem1928.docx
@@ -1040,7 +1040,7 @@
             <w:rPr>
               <w:rStyle w:val="Hyperlink"/>
             </w:rPr>
-            <w:t>file/49d013d5-078</w:t>
+            <w:t>file/49d013d5-0786</w:t>
           </w:r>
         </w:hyperlink>
       </w:r>
@@ -1052,16 +1052,6 @@
           <w:color w:val="0000FF"/>
           <w:sz w:val="24"/>
           <w:u w:val="single"/>
-        </w:rPr>
-        <w:t>6</w:t>
-      </w:r>
-      <w:r>
-        <w:rPr>
-          <w:rFonts w:ascii="Charis SIL Regular" w:hAnsi="Charis SIL Regular" w:eastAsia="Charis SIL Regular"/>
-          <w:b w:val="0"/>
-          <w:i w:val="0"/>
-          <w:color w:val="0000FF"/>
-          <w:sz w:val="24"/>
         </w:rPr>
         <w:t>-</w:t>
       </w:r>
@@ -1079,9 +1069,19 @@
             <w:rPr>
               <w:rStyle w:val="Hyperlink"/>
             </w:rPr>
-            <w:t>db08-</w:t>
+            <w:t>db08</w:t>
           </w:r>
         </w:hyperlink>
+      </w:r>
+      <w:r>
+        <w:rPr>
+          <w:rFonts w:ascii="Charis SIL Regular" w:hAnsi="Charis SIL Regular" w:eastAsia="Charis SIL Regular"/>
+          <w:b w:val="0"/>
+          <w:i w:val="0"/>
+          <w:color w:val="0000FF"/>
+          <w:sz w:val="24"/>
+        </w:rPr>
+        <w:t>-</w:t>
       </w:r>
       <w:r>
         <w:rPr>
@@ -2179,7 +2179,6 @@
       </w:r>
       <w:r>
         <w:rPr>
-          <w:u w:val="single" w:color="0000ff"/>
           <w:rFonts w:ascii="Charis SIL Regular" w:hAnsi="Charis SIL Regular" w:eastAsia="Charis SIL Regular"/>
           <w:b w:val="0"/>
           <w:i w:val="0"/>
@@ -2215,7 +2214,7 @@
           <w:sz w:val="24"/>
           <w:u w:val="single"/>
         </w:rPr>
-        <w:hyperlink r:id="rId18" w:history="1">
+        <w:hyperlink r:id="rId17" w:history="1">
           <w:r>
             <w:rPr>
               <w:rStyle w:val="Hyperlink"/>
@@ -2244,7 +2243,7 @@
           <w:sz w:val="24"/>
           <w:u w:val="single"/>
         </w:rPr>
-        <w:hyperlink r:id="rId17" w:history="1">
+        <w:hyperlink r:id="rId18" w:history="1">
           <w:r>
             <w:rPr>
               <w:rStyle w:val="Hyperlink"/>

--- a/EXPORTS/DOCX/review/niveau3/Dutch/Arnhem1928.docx
+++ b/EXPORTS/DOCX/review/niveau3/Dutch/Arnhem1928.docx
@@ -1040,7 +1040,7 @@
             <w:rPr>
               <w:rStyle w:val="Hyperlink"/>
             </w:rPr>
-            <w:t>file/49d013d5-0786</w:t>
+            <w:t>file/49d013d5-078</w:t>
           </w:r>
         </w:hyperlink>
       </w:r>
@@ -1052,6 +1052,16 @@
           <w:color w:val="0000FF"/>
           <w:sz w:val="24"/>
           <w:u w:val="single"/>
+        </w:rPr>
+        <w:t>6</w:t>
+      </w:r>
+      <w:r>
+        <w:rPr>
+          <w:rFonts w:ascii="Charis SIL Regular" w:hAnsi="Charis SIL Regular" w:eastAsia="Charis SIL Regular"/>
+          <w:b w:val="0"/>
+          <w:i w:val="0"/>
+          <w:color w:val="0000FF"/>
+          <w:sz w:val="24"/>
         </w:rPr>
         <w:t>-</w:t>
       </w:r>
@@ -1069,19 +1079,9 @@
             <w:rPr>
               <w:rStyle w:val="Hyperlink"/>
             </w:rPr>
-            <w:t>db08</w:t>
+            <w:t>db08-</w:t>
           </w:r>
         </w:hyperlink>
-      </w:r>
-      <w:r>
-        <w:rPr>
-          <w:rFonts w:ascii="Charis SIL Regular" w:hAnsi="Charis SIL Regular" w:eastAsia="Charis SIL Regular"/>
-          <w:b w:val="0"/>
-          <w:i w:val="0"/>
-          <w:color w:val="0000FF"/>
-          <w:sz w:val="24"/>
-        </w:rPr>
-        <w:t>-</w:t>
       </w:r>
       <w:r>
         <w:rPr>
@@ -2214,7 +2214,7 @@
           <w:sz w:val="24"/>
           <w:u w:val="single"/>
         </w:rPr>
-        <w:hyperlink r:id="rId17" w:history="1">
+        <w:hyperlink r:id="rId18" w:history="1">
           <w:r>
             <w:rPr>
               <w:rStyle w:val="Hyperlink"/>
@@ -2243,7 +2243,7 @@
           <w:sz w:val="24"/>
           <w:u w:val="single"/>
         </w:rPr>
-        <w:hyperlink r:id="rId18" w:history="1">
+        <w:hyperlink r:id="rId17" w:history="1">
           <w:r>
             <w:rPr>
               <w:rStyle w:val="Hyperlink"/>

--- a/EXPORTS/DOCX/review/niveau3/Dutch/Arnhem1928.docx
+++ b/EXPORTS/DOCX/review/niveau3/Dutch/Arnhem1928.docx
@@ -1040,7 +1040,7 @@
             <w:rPr>
               <w:rStyle w:val="Hyperlink"/>
             </w:rPr>
-            <w:t>file/49d013d5-078</w:t>
+            <w:t>file/49d013d5-0786</w:t>
           </w:r>
         </w:hyperlink>
       </w:r>
@@ -1052,16 +1052,6 @@
           <w:color w:val="0000FF"/>
           <w:sz w:val="24"/>
           <w:u w:val="single"/>
-        </w:rPr>
-        <w:t>6</w:t>
-      </w:r>
-      <w:r>
-        <w:rPr>
-          <w:rFonts w:ascii="Charis SIL Regular" w:hAnsi="Charis SIL Regular" w:eastAsia="Charis SIL Regular"/>
-          <w:b w:val="0"/>
-          <w:i w:val="0"/>
-          <w:color w:val="0000FF"/>
-          <w:sz w:val="24"/>
         </w:rPr>
         <w:t>-</w:t>
       </w:r>
@@ -1079,9 +1069,19 @@
             <w:rPr>
               <w:rStyle w:val="Hyperlink"/>
             </w:rPr>
-            <w:t>db08-</w:t>
+            <w:t>db08</w:t>
           </w:r>
         </w:hyperlink>
+      </w:r>
+      <w:r>
+        <w:rPr>
+          <w:rFonts w:ascii="Charis SIL Regular" w:hAnsi="Charis SIL Regular" w:eastAsia="Charis SIL Regular"/>
+          <w:b w:val="0"/>
+          <w:i w:val="0"/>
+          <w:color w:val="0000FF"/>
+          <w:sz w:val="24"/>
+        </w:rPr>
+        <w:t>-</w:t>
       </w:r>
       <w:r>
         <w:rPr>
@@ -2121,15 +2121,9 @@
           <w:i w:val="0"/>
           <w:color w:val="0000FF"/>
           <w:sz w:val="24"/>
+          <w:u w:val="single"/>
         </w:rPr>
-        <w:hyperlink r:id="rId17" w:history="1">
-          <w:r>
-            <w:rPr>
-              <w:rStyle w:val="Hyperlink"/>
-            </w:rPr>
-            <w:t>d</w:t>
-          </w:r>
-        </w:hyperlink>
+        <w:t>d</w:t>
       </w:r>
       <w:r>
         <w:rPr>
@@ -2179,6 +2173,7 @@
       </w:r>
       <w:r>
         <w:rPr>
+          <w:u w:val="single" w:color="0000ff"/>
           <w:rFonts w:ascii="Charis SIL Regular" w:hAnsi="Charis SIL Regular" w:eastAsia="Charis SIL Regular"/>
           <w:b w:val="0"/>
           <w:i w:val="0"/>
@@ -2196,7 +2191,7 @@
           <w:sz w:val="24"/>
           <w:u w:val="single"/>
         </w:rPr>
-        <w:hyperlink r:id="rId18" w:history="1">
+        <w:hyperlink r:id="rId17" w:history="1">
           <w:r>
             <w:rPr>
               <w:rStyle w:val="Hyperlink"/>
@@ -2243,7 +2238,7 @@
           <w:sz w:val="24"/>
           <w:u w:val="single"/>
         </w:rPr>
-        <w:hyperlink r:id="rId17" w:history="1">
+        <w:hyperlink r:id="rId18" w:history="1">
           <w:r>
             <w:rPr>
               <w:rStyle w:val="Hyperlink"/>

--- a/EXPORTS/DOCX/review/niveau3/Dutch/Arnhem1928.docx
+++ b/EXPORTS/DOCX/review/niveau3/Dutch/Arnhem1928.docx
@@ -1040,7 +1040,7 @@
             <w:rPr>
               <w:rStyle w:val="Hyperlink"/>
             </w:rPr>
-            <w:t>file/49d013d5-0786</w:t>
+            <w:t>file/49d013d5-078</w:t>
           </w:r>
         </w:hyperlink>
       </w:r>
@@ -1052,6 +1052,16 @@
           <w:color w:val="0000FF"/>
           <w:sz w:val="24"/>
           <w:u w:val="single"/>
+        </w:rPr>
+        <w:t>6</w:t>
+      </w:r>
+      <w:r>
+        <w:rPr>
+          <w:rFonts w:ascii="Charis SIL Regular" w:hAnsi="Charis SIL Regular" w:eastAsia="Charis SIL Regular"/>
+          <w:b w:val="0"/>
+          <w:i w:val="0"/>
+          <w:color w:val="0000FF"/>
+          <w:sz w:val="24"/>
         </w:rPr>
         <w:t>-</w:t>
       </w:r>
@@ -1069,19 +1079,9 @@
             <w:rPr>
               <w:rStyle w:val="Hyperlink"/>
             </w:rPr>
-            <w:t>db08</w:t>
+            <w:t>db08-</w:t>
           </w:r>
         </w:hyperlink>
-      </w:r>
-      <w:r>
-        <w:rPr>
-          <w:rFonts w:ascii="Charis SIL Regular" w:hAnsi="Charis SIL Regular" w:eastAsia="Charis SIL Regular"/>
-          <w:b w:val="0"/>
-          <w:i w:val="0"/>
-          <w:color w:val="0000FF"/>
-          <w:sz w:val="24"/>
-        </w:rPr>
-        <w:t>-</w:t>
       </w:r>
       <w:r>
         <w:rPr>
@@ -2121,9 +2121,15 @@
           <w:i w:val="0"/>
           <w:color w:val="0000FF"/>
           <w:sz w:val="24"/>
-          <w:u w:val="single"/>
         </w:rPr>
-        <w:t>d</w:t>
+        <w:hyperlink r:id="rId17" w:history="1">
+          <w:r>
+            <w:rPr>
+              <w:rStyle w:val="Hyperlink"/>
+            </w:rPr>
+            <w:t>d</w:t>
+          </w:r>
+        </w:hyperlink>
       </w:r>
       <w:r>
         <w:rPr>
@@ -2173,7 +2179,6 @@
       </w:r>
       <w:r>
         <w:rPr>
-          <w:u w:val="single" w:color="0000ff"/>
           <w:rFonts w:ascii="Charis SIL Regular" w:hAnsi="Charis SIL Regular" w:eastAsia="Charis SIL Regular"/>
           <w:b w:val="0"/>
           <w:i w:val="0"/>
@@ -2191,7 +2196,7 @@
           <w:sz w:val="24"/>
           <w:u w:val="single"/>
         </w:rPr>
-        <w:hyperlink r:id="rId17" w:history="1">
+        <w:hyperlink r:id="rId18" w:history="1">
           <w:r>
             <w:rPr>
               <w:rStyle w:val="Hyperlink"/>
@@ -2238,7 +2243,7 @@
           <w:sz w:val="24"/>
           <w:u w:val="single"/>
         </w:rPr>
-        <w:hyperlink r:id="rId18" w:history="1">
+        <w:hyperlink r:id="rId17" w:history="1">
           <w:r>
             <w:rPr>
               <w:rStyle w:val="Hyperlink"/>

--- a/EXPORTS/DOCX/review/niveau3/Dutch/Arnhem1928.docx
+++ b/EXPORTS/DOCX/review/niveau3/Dutch/Arnhem1928.docx
@@ -1051,9 +1051,15 @@
           <w:i w:val="0"/>
           <w:color w:val="0000FF"/>
           <w:sz w:val="24"/>
-          <w:u w:val="single"/>
         </w:rPr>
-        <w:t>6</w:t>
+        <w:hyperlink r:id="rId10" w:history="1">
+          <w:r>
+            <w:rPr>
+              <w:rStyle w:val="Hyperlink"/>
+            </w:rPr>
+            <w:t>6</w:t>
+          </w:r>
+        </w:hyperlink>
       </w:r>
       <w:r>
         <w:rPr>
@@ -2185,7 +2191,14 @@
           <w:color w:val="000000"/>
           <w:sz w:val="24"/>
         </w:rPr>
-        <w:t xml:space="preserve">, </w:t>
+        <w:hyperlink r:id="rId17" w:history="1">
+          <w:r>
+            <w:rPr>
+              <w:rStyle w:val="Hyperlink"/>
+            </w:rPr>
+            <w:t xml:space="preserve">, </w:t>
+          </w:r>
+        </w:hyperlink>
       </w:r>
       <w:r>
         <w:rPr>
@@ -2196,7 +2209,7 @@
           <w:sz w:val="24"/>
           <w:u w:val="single"/>
         </w:rPr>
-        <w:hyperlink r:id="rId18" w:history="1">
+        <w:hyperlink r:id="rId17" w:history="1">
           <w:r>
             <w:rPr>
               <w:rStyle w:val="Hyperlink"/>
@@ -2243,7 +2256,7 @@
           <w:sz w:val="24"/>
           <w:u w:val="single"/>
         </w:rPr>
-        <w:hyperlink r:id="rId17" w:history="1">
+        <w:hyperlink r:id="rId18" w:history="1">
           <w:r>
             <w:rPr>
               <w:rStyle w:val="Hyperlink"/>

--- a/EXPORTS/DOCX/review/niveau3/Dutch/Arnhem1928.docx
+++ b/EXPORTS/DOCX/review/niveau3/Dutch/Arnhem1928.docx
@@ -2127,15 +2127,9 @@
           <w:i w:val="0"/>
           <w:color w:val="0000FF"/>
           <w:sz w:val="24"/>
+          <w:u w:val="single"/>
         </w:rPr>
-        <w:hyperlink r:id="rId17" w:history="1">
-          <w:r>
-            <w:rPr>
-              <w:rStyle w:val="Hyperlink"/>
-            </w:rPr>
-            <w:t>d</w:t>
-          </w:r>
-        </w:hyperlink>
+        <w:t>d</w:t>
       </w:r>
       <w:r>
         <w:rPr>
@@ -2185,20 +2179,14 @@
       </w:r>
       <w:r>
         <w:rPr>
+          <w:u w:val="single" w:color="0000ff"/>
           <w:rFonts w:ascii="Charis SIL Regular" w:hAnsi="Charis SIL Regular" w:eastAsia="Charis SIL Regular"/>
           <w:b w:val="0"/>
           <w:i w:val="0"/>
           <w:color w:val="000000"/>
           <w:sz w:val="24"/>
         </w:rPr>
-        <w:hyperlink r:id="rId17" w:history="1">
-          <w:r>
-            <w:rPr>
-              <w:rStyle w:val="Hyperlink"/>
-            </w:rPr>
-            <w:t xml:space="preserve">, </w:t>
-          </w:r>
-        </w:hyperlink>
+        <w:t xml:space="preserve">, </w:t>
       </w:r>
       <w:r>
         <w:rPr>
@@ -2209,7 +2197,7 @@
           <w:sz w:val="24"/>
           <w:u w:val="single"/>
         </w:rPr>
-        <w:hyperlink r:id="rId17" w:history="1">
+        <w:hyperlink r:id="rId18" w:history="1">
           <w:r>
             <w:rPr>
               <w:rStyle w:val="Hyperlink"/>

--- a/EXPORTS/DOCX/review/niveau3/Dutch/Arnhem1928.docx
+++ b/EXPORTS/DOCX/review/niveau3/Dutch/Arnhem1928.docx
@@ -2127,9 +2127,15 @@
           <w:i w:val="0"/>
           <w:color w:val="0000FF"/>
           <w:sz w:val="24"/>
-          <w:u w:val="single"/>
         </w:rPr>
-        <w:t>d</w:t>
+        <w:hyperlink r:id="rId17" w:history="1">
+          <w:r>
+            <w:rPr>
+              <w:rStyle w:val="Hyperlink"/>
+            </w:rPr>
+            <w:t>d</w:t>
+          </w:r>
+        </w:hyperlink>
       </w:r>
       <w:r>
         <w:rPr>
@@ -2179,14 +2185,20 @@
       </w:r>
       <w:r>
         <w:rPr>
-          <w:u w:val="single" w:color="0000ff"/>
           <w:rFonts w:ascii="Charis SIL Regular" w:hAnsi="Charis SIL Regular" w:eastAsia="Charis SIL Regular"/>
           <w:b w:val="0"/>
           <w:i w:val="0"/>
           <w:color w:val="000000"/>
           <w:sz w:val="24"/>
         </w:rPr>
-        <w:t xml:space="preserve">, </w:t>
+        <w:hyperlink r:id="rId17" w:history="1">
+          <w:r>
+            <w:rPr>
+              <w:rStyle w:val="Hyperlink"/>
+            </w:rPr>
+            <w:t xml:space="preserve">, </w:t>
+          </w:r>
+        </w:hyperlink>
       </w:r>
       <w:r>
         <w:rPr>
@@ -2197,7 +2209,7 @@
           <w:sz w:val="24"/>
           <w:u w:val="single"/>
         </w:rPr>
-        <w:hyperlink r:id="rId18" w:history="1">
+        <w:hyperlink r:id="rId17" w:history="1">
           <w:r>
             <w:rPr>
               <w:rStyle w:val="Hyperlink"/>

--- a/EXPORTS/DOCX/review/niveau3/Dutch/Arnhem1928.docx
+++ b/EXPORTS/DOCX/review/niveau3/Dutch/Arnhem1928.docx
@@ -2127,9 +2127,15 @@
           <w:i w:val="0"/>
           <w:color w:val="0000FF"/>
           <w:sz w:val="24"/>
-          <w:u w:val="single"/>
         </w:rPr>
-        <w:t>d</w:t>
+        <w:hyperlink r:id="rId17" w:history="1">
+          <w:r>
+            <w:rPr>
+              <w:rStyle w:val="Hyperlink"/>
+            </w:rPr>
+            <w:t>d</w:t>
+          </w:r>
+        </w:hyperlink>
       </w:r>
       <w:r>
         <w:rPr>
@@ -2179,7 +2185,6 @@
       </w:r>
       <w:r>
         <w:rPr>
-          <w:u w:val="single" w:color="0000ff"/>
           <w:rFonts w:ascii="Charis SIL Regular" w:hAnsi="Charis SIL Regular" w:eastAsia="Charis SIL Regular"/>
           <w:b w:val="0"/>
           <w:i w:val="0"/>
@@ -2244,7 +2249,7 @@
           <w:sz w:val="24"/>
           <w:u w:val="single"/>
         </w:rPr>
-        <w:hyperlink r:id="rId18" w:history="1">
+        <w:hyperlink r:id="rId17" w:history="1">
           <w:r>
             <w:rPr>
               <w:rStyle w:val="Hyperlink"/>

--- a/EXPORTS/DOCX/review/niveau3/Dutch/Arnhem1928.docx
+++ b/EXPORTS/DOCX/review/niveau3/Dutch/Arnhem1928.docx
@@ -1040,7 +1040,7 @@
             <w:rPr>
               <w:rStyle w:val="Hyperlink"/>
             </w:rPr>
-            <w:t>file/49d013d5-078</w:t>
+            <w:t>file/49d013d5-0786</w:t>
           </w:r>
         </w:hyperlink>
       </w:r>
@@ -1051,23 +1051,7 @@
           <w:i w:val="0"/>
           <w:color w:val="0000FF"/>
           <w:sz w:val="24"/>
-        </w:rPr>
-        <w:hyperlink r:id="rId10" w:history="1">
-          <w:r>
-            <w:rPr>
-              <w:rStyle w:val="Hyperlink"/>
-            </w:rPr>
-            <w:t>6</w:t>
-          </w:r>
-        </w:hyperlink>
-      </w:r>
-      <w:r>
-        <w:rPr>
-          <w:rFonts w:ascii="Charis SIL Regular" w:hAnsi="Charis SIL Regular" w:eastAsia="Charis SIL Regular"/>
-          <w:b w:val="0"/>
-          <w:i w:val="0"/>
-          <w:color w:val="0000FF"/>
-          <w:sz w:val="24"/>
+          <w:u w:val="single"/>
         </w:rPr>
         <w:t>-</w:t>
       </w:r>
@@ -1085,9 +1069,19 @@
             <w:rPr>
               <w:rStyle w:val="Hyperlink"/>
             </w:rPr>
-            <w:t>db08-</w:t>
+            <w:t>db08</w:t>
           </w:r>
         </w:hyperlink>
+      </w:r>
+      <w:r>
+        <w:rPr>
+          <w:rFonts w:ascii="Charis SIL Regular" w:hAnsi="Charis SIL Regular" w:eastAsia="Charis SIL Regular"/>
+          <w:b w:val="0"/>
+          <w:i w:val="0"/>
+          <w:color w:val="0000FF"/>
+          <w:sz w:val="24"/>
+        </w:rPr>
+        <w:t>-</w:t>
       </w:r>
       <w:r>
         <w:rPr>

--- a/EXPORTS/DOCX/review/niveau3/Dutch/Arnhem1928.docx
+++ b/EXPORTS/DOCX/review/niveau3/Dutch/Arnhem1928.docx
@@ -1183,7 +1183,6 @@
           <w:i w:val="0"/>
           <w:color w:val="0000FF"/>
           <w:sz w:val="24"/>
-          <w:u w:val="single"/>
         </w:rPr>
         <w:t>-</w:t>
       </w:r>
@@ -2250,9 +2249,15 @@
           <w:i w:val="0"/>
           <w:color w:val="0000FF"/>
           <w:sz w:val="24"/>
-          <w:u w:val="single"/>
         </w:rPr>
-        <w:t>d</w:t>
+        <w:hyperlink r:id="rId18" w:history="1">
+          <w:r>
+            <w:rPr>
+              <w:rStyle w:val="Hyperlink"/>
+            </w:rPr>
+            <w:t>d</w:t>
+          </w:r>
+        </w:hyperlink>
       </w:r>
       <w:r>
         <w:rPr>
@@ -2302,7 +2307,6 @@
       </w:r>
       <w:r>
         <w:rPr>
-          <w:u w:val="single" w:color="0000ff"/>
           <w:rFonts w:ascii="Charis SIL Regular" w:hAnsi="Charis SIL Regular" w:eastAsia="Charis SIL Regular"/>
           <w:b w:val="0"/>
           <w:i w:val="0"/>

--- a/EXPORTS/DOCX/review/niveau3/Dutch/Arnhem1928.docx
+++ b/EXPORTS/DOCX/review/niveau3/Dutch/Arnhem1928.docx
@@ -1183,6 +1183,7 @@
           <w:i w:val="0"/>
           <w:color w:val="0000FF"/>
           <w:sz w:val="24"/>
+          <w:u w:val="single"/>
         </w:rPr>
         <w:t>-</w:t>
       </w:r>
@@ -2249,15 +2250,9 @@
           <w:i w:val="0"/>
           <w:color w:val="0000FF"/>
           <w:sz w:val="24"/>
+          <w:u w:val="single"/>
         </w:rPr>
-        <w:hyperlink r:id="rId18" w:history="1">
-          <w:r>
-            <w:rPr>
-              <w:rStyle w:val="Hyperlink"/>
-            </w:rPr>
-            <w:t>d</w:t>
-          </w:r>
-        </w:hyperlink>
+        <w:t>d</w:t>
       </w:r>
       <w:r>
         <w:rPr>
@@ -2307,13 +2302,21 @@
       </w:r>
       <w:r>
         <w:rPr>
+          <w:u w:val="single" w:color="0000ff"/>
           <w:rFonts w:ascii="Charis SIL Regular" w:hAnsi="Charis SIL Regular" w:eastAsia="Charis SIL Regular"/>
           <w:b w:val="0"/>
           <w:i w:val="0"/>
           <w:color w:val="000000"/>
           <w:sz w:val="24"/>
         </w:rPr>
-        <w:t xml:space="preserve">, </w:t>
+        <w:hyperlink r:id="rId18" w:history="1">
+          <w:r>
+            <w:rPr>
+              <w:rStyle w:val="Hyperlink"/>
+            </w:rPr>
+            <w:t xml:space="preserve">, </w:t>
+          </w:r>
+        </w:hyperlink>
       </w:r>
       <w:r>
         <w:rPr>
@@ -2324,7 +2327,7 @@
           <w:sz w:val="24"/>
           <w:u w:val="single"/>
         </w:rPr>
-        <w:hyperlink r:id="rId19" w:history="1">
+        <w:hyperlink r:id="rId18" w:history="1">
           <w:r>
             <w:rPr>
               <w:rStyle w:val="Hyperlink"/>
@@ -2371,7 +2374,7 @@
           <w:sz w:val="24"/>
           <w:u w:val="single"/>
         </w:rPr>
-        <w:hyperlink r:id="rId18" w:history="1">
+        <w:hyperlink r:id="rId19" w:history="1">
           <w:r>
             <w:rPr>
               <w:rStyle w:val="Hyperlink"/>

--- a/EXPORTS/DOCX/review/niveau3/Dutch/Arnhem1928.docx
+++ b/EXPORTS/DOCX/review/niveau3/Dutch/Arnhem1928.docx
@@ -1183,7 +1183,6 @@
           <w:i w:val="0"/>
           <w:color w:val="0000FF"/>
           <w:sz w:val="24"/>
-          <w:u w:val="single"/>
         </w:rPr>
         <w:t>-</w:t>
       </w:r>
@@ -2309,14 +2308,7 @@
           <w:color w:val="000000"/>
           <w:sz w:val="24"/>
         </w:rPr>
-        <w:hyperlink r:id="rId18" w:history="1">
-          <w:r>
-            <w:rPr>
-              <w:rStyle w:val="Hyperlink"/>
-            </w:rPr>
-            <w:t xml:space="preserve">, </w:t>
-          </w:r>
-        </w:hyperlink>
+        <w:t xml:space="preserve">, </w:t>
       </w:r>
       <w:r>
         <w:rPr>
@@ -2327,7 +2319,7 @@
           <w:sz w:val="24"/>
           <w:u w:val="single"/>
         </w:rPr>
-        <w:hyperlink r:id="rId18" w:history="1">
+        <w:hyperlink r:id="rId19" w:history="1">
           <w:r>
             <w:rPr>
               <w:rStyle w:val="Hyperlink"/>
@@ -2374,7 +2366,7 @@
           <w:sz w:val="24"/>
           <w:u w:val="single"/>
         </w:rPr>
-        <w:hyperlink r:id="rId19" w:history="1">
+        <w:hyperlink r:id="rId18" w:history="1">
           <w:r>
             <w:rPr>
               <w:rStyle w:val="Hyperlink"/>

--- a/EXPORTS/DOCX/review/niveau3/Dutch/Arnhem1928.docx
+++ b/EXPORTS/DOCX/review/niveau3/Dutch/Arnhem1928.docx
@@ -2249,9 +2249,15 @@
           <w:i w:val="0"/>
           <w:color w:val="0000FF"/>
           <w:sz w:val="24"/>
-          <w:u w:val="single"/>
         </w:rPr>
-        <w:t>d</w:t>
+        <w:hyperlink r:id="rId18" w:history="1">
+          <w:r>
+            <w:rPr>
+              <w:rStyle w:val="Hyperlink"/>
+            </w:rPr>
+            <w:t>d</w:t>
+          </w:r>
+        </w:hyperlink>
       </w:r>
       <w:r>
         <w:rPr>
@@ -2301,14 +2307,20 @@
       </w:r>
       <w:r>
         <w:rPr>
-          <w:u w:val="single" w:color="0000ff"/>
           <w:rFonts w:ascii="Charis SIL Regular" w:hAnsi="Charis SIL Regular" w:eastAsia="Charis SIL Regular"/>
           <w:b w:val="0"/>
           <w:i w:val="0"/>
           <w:color w:val="000000"/>
           <w:sz w:val="24"/>
         </w:rPr>
-        <w:t xml:space="preserve">, </w:t>
+        <w:hyperlink r:id="rId18" w:history="1">
+          <w:r>
+            <w:rPr>
+              <w:rStyle w:val="Hyperlink"/>
+            </w:rPr>
+            <w:t xml:space="preserve">, </w:t>
+          </w:r>
+        </w:hyperlink>
       </w:r>
       <w:r>
         <w:rPr>

--- a/EXPORTS/DOCX/review/niveau3/Dutch/Arnhem1928.docx
+++ b/EXPORTS/DOCX/review/niveau3/Dutch/Arnhem1928.docx
@@ -2249,15 +2249,9 @@
           <w:i w:val="0"/>
           <w:color w:val="0000FF"/>
           <w:sz w:val="24"/>
+          <w:u w:val="single"/>
         </w:rPr>
-        <w:hyperlink r:id="rId18" w:history="1">
-          <w:r>
-            <w:rPr>
-              <w:rStyle w:val="Hyperlink"/>
-            </w:rPr>
-            <w:t>d</w:t>
-          </w:r>
-        </w:hyperlink>
+        <w:t>d</w:t>
       </w:r>
       <w:r>
         <w:rPr>
@@ -2331,7 +2325,7 @@
           <w:sz w:val="24"/>
           <w:u w:val="single"/>
         </w:rPr>
-        <w:hyperlink r:id="rId19" w:history="1">
+        <w:hyperlink r:id="rId18" w:history="1">
           <w:r>
             <w:rPr>
               <w:rStyle w:val="Hyperlink"/>

--- a/EXPORTS/DOCX/review/niveau3/Dutch/Arnhem1928.docx
+++ b/EXPORTS/DOCX/review/niveau3/Dutch/Arnhem1928.docx
@@ -1155,7 +1155,7 @@
             <w:rPr>
               <w:rStyle w:val="Hyperlink"/>
             </w:rPr>
-            <w:t>file/49d013d5-078</w:t>
+            <w:t>file/49d013d5-0786</w:t>
           </w:r>
         </w:hyperlink>
       </w:r>
@@ -1166,23 +1166,7 @@
           <w:i w:val="0"/>
           <w:color w:val="0000FF"/>
           <w:sz w:val="24"/>
-        </w:rPr>
-        <w:hyperlink r:id="rId11" w:history="1">
-          <w:r>
-            <w:rPr>
-              <w:rStyle w:val="Hyperlink"/>
-            </w:rPr>
-            <w:t>6</w:t>
-          </w:r>
-        </w:hyperlink>
-      </w:r>
-      <w:r>
-        <w:rPr>
-          <w:rFonts w:ascii="Charis SIL Regular" w:hAnsi="Charis SIL Regular" w:eastAsia="Charis SIL Regular"/>
-          <w:b w:val="0"/>
-          <w:i w:val="0"/>
-          <w:color w:val="0000FF"/>
-          <w:sz w:val="24"/>
+          <w:u w:val="single"/>
         </w:rPr>
         <w:t>-</w:t>
       </w:r>
@@ -1200,9 +1184,19 @@
             <w:rPr>
               <w:rStyle w:val="Hyperlink"/>
             </w:rPr>
-            <w:t>db08-</w:t>
+            <w:t>db08</w:t>
           </w:r>
         </w:hyperlink>
+      </w:r>
+      <w:r>
+        <w:rPr>
+          <w:rFonts w:ascii="Charis SIL Regular" w:hAnsi="Charis SIL Regular" w:eastAsia="Charis SIL Regular"/>
+          <w:b w:val="0"/>
+          <w:i w:val="0"/>
+          <w:color w:val="0000FF"/>
+          <w:sz w:val="24"/>
+        </w:rPr>
+        <w:t>-</w:t>
       </w:r>
       <w:r>
         <w:rPr>
@@ -2301,6 +2295,7 @@
       </w:r>
       <w:r>
         <w:rPr>
+          <w:u w:val="single" w:color="0000ff"/>
           <w:rFonts w:ascii="Charis SIL Regular" w:hAnsi="Charis SIL Regular" w:eastAsia="Charis SIL Regular"/>
           <w:b w:val="0"/>
           <w:i w:val="0"/>
@@ -2325,7 +2320,7 @@
           <w:sz w:val="24"/>
           <w:u w:val="single"/>
         </w:rPr>
-        <w:hyperlink r:id="rId18" w:history="1">
+        <w:hyperlink r:id="rId19" w:history="1">
           <w:r>
             <w:rPr>
               <w:rStyle w:val="Hyperlink"/>
@@ -2372,7 +2367,7 @@
           <w:sz w:val="24"/>
           <w:u w:val="single"/>
         </w:rPr>
-        <w:hyperlink r:id="rId18" w:history="1">
+        <w:hyperlink r:id="rId19" w:history="1">
           <w:r>
             <w:rPr>
               <w:rStyle w:val="Hyperlink"/>

--- a/EXPORTS/DOCX/review/niveau3/Dutch/Arnhem1928.docx
+++ b/EXPORTS/DOCX/review/niveau3/Dutch/Arnhem1928.docx
@@ -2295,21 +2295,13 @@
       </w:r>
       <w:r>
         <w:rPr>
-          <w:u w:val="single" w:color="0000ff"/>
           <w:rFonts w:ascii="Charis SIL Regular" w:hAnsi="Charis SIL Regular" w:eastAsia="Charis SIL Regular"/>
           <w:b w:val="0"/>
           <w:i w:val="0"/>
           <w:color w:val="000000"/>
           <w:sz w:val="24"/>
         </w:rPr>
-        <w:hyperlink r:id="rId18" w:history="1">
-          <w:r>
-            <w:rPr>
-              <w:rStyle w:val="Hyperlink"/>
-            </w:rPr>
-            <w:t xml:space="preserve">, </w:t>
-          </w:r>
-        </w:hyperlink>
+        <w:t xml:space="preserve">, </w:t>
       </w:r>
       <w:r>
         <w:rPr>
@@ -2320,7 +2312,7 @@
           <w:sz w:val="24"/>
           <w:u w:val="single"/>
         </w:rPr>
-        <w:hyperlink r:id="rId19" w:history="1">
+        <w:hyperlink r:id="rId18" w:history="1">
           <w:r>
             <w:rPr>
               <w:rStyle w:val="Hyperlink"/>
@@ -2338,7 +2330,7 @@
           <w:sz w:val="24"/>
           <w:u w:val="single"/>
         </w:rPr>
-        <w:hyperlink r:id="rId19" w:history="1">
+        <w:hyperlink r:id="rId18" w:history="1">
           <w:r>
             <w:rPr>
               <w:rStyle w:val="Hyperlink"/>

--- a/EXPORTS/DOCX/review/niveau3/Dutch/Arnhem1928.docx
+++ b/EXPORTS/DOCX/review/niveau3/Dutch/Arnhem1928.docx
@@ -1155,7 +1155,24 @@
             <w:rPr>
               <w:rStyle w:val="Hyperlink"/>
             </w:rPr>
-            <w:t>file/49d013d5-0786</w:t>
+            <w:t>file/49d013d5-078</w:t>
+          </w:r>
+        </w:hyperlink>
+      </w:r>
+      <w:r>
+        <w:rPr>
+          <w:rFonts w:ascii="Charis SIL Regular" w:hAnsi="Charis SIL Regular" w:eastAsia="Charis SIL Regular"/>
+          <w:b w:val="0"/>
+          <w:i w:val="0"/>
+          <w:color w:val="0000FF"/>
+          <w:sz w:val="24"/>
+        </w:rPr>
+        <w:hyperlink r:id="rId11" w:history="1">
+          <w:r>
+            <w:rPr>
+              <w:rStyle w:val="Hyperlink"/>
+            </w:rPr>
+            <w:t>6</w:t>
           </w:r>
         </w:hyperlink>
       </w:r>
@@ -1184,19 +1201,9 @@
             <w:rPr>
               <w:rStyle w:val="Hyperlink"/>
             </w:rPr>
-            <w:t>db08</w:t>
+            <w:t>db08-</w:t>
           </w:r>
         </w:hyperlink>
-      </w:r>
-      <w:r>
-        <w:rPr>
-          <w:rFonts w:ascii="Charis SIL Regular" w:hAnsi="Charis SIL Regular" w:eastAsia="Charis SIL Regular"/>
-          <w:b w:val="0"/>
-          <w:i w:val="0"/>
-          <w:color w:val="0000FF"/>
-          <w:sz w:val="24"/>
-        </w:rPr>
-        <w:t>-</w:t>
       </w:r>
       <w:r>
         <w:rPr>
@@ -2295,13 +2302,21 @@
       </w:r>
       <w:r>
         <w:rPr>
+          <w:u w:val="single" w:color="0000ff"/>
           <w:rFonts w:ascii="Charis SIL Regular" w:hAnsi="Charis SIL Regular" w:eastAsia="Charis SIL Regular"/>
           <w:b w:val="0"/>
           <w:i w:val="0"/>
           <w:color w:val="000000"/>
           <w:sz w:val="24"/>
         </w:rPr>
-        <w:t xml:space="preserve">, </w:t>
+        <w:hyperlink r:id="rId18" w:history="1">
+          <w:r>
+            <w:rPr>
+              <w:rStyle w:val="Hyperlink"/>
+            </w:rPr>
+            <w:t xml:space="preserve">, </w:t>
+          </w:r>
+        </w:hyperlink>
       </w:r>
       <w:r>
         <w:rPr>

--- a/EXPORTS/DOCX/review/niveau3/Dutch/Arnhem1928.docx
+++ b/EXPORTS/DOCX/review/niveau3/Dutch/Arnhem1928.docx
@@ -1166,15 +1166,9 @@
           <w:i w:val="0"/>
           <w:color w:val="0000FF"/>
           <w:sz w:val="24"/>
+          <w:u w:val="single"/>
         </w:rPr>
-        <w:hyperlink r:id="rId11" w:history="1">
-          <w:r>
-            <w:rPr>
-              <w:rStyle w:val="Hyperlink"/>
-            </w:rPr>
-            <w:t>6</w:t>
-          </w:r>
-        </w:hyperlink>
+        <w:t>6</w:t>
       </w:r>
       <w:r>
         <w:rPr>
@@ -1183,7 +1177,6 @@
           <w:i w:val="0"/>
           <w:color w:val="0000FF"/>
           <w:sz w:val="24"/>
-          <w:u w:val="single"/>
         </w:rPr>
         <w:t>-</w:t>
       </w:r>
@@ -2250,9 +2243,15 @@
           <w:i w:val="0"/>
           <w:color w:val="0000FF"/>
           <w:sz w:val="24"/>
-          <w:u w:val="single"/>
         </w:rPr>
-        <w:t>d</w:t>
+        <w:hyperlink r:id="rId18" w:history="1">
+          <w:r>
+            <w:rPr>
+              <w:rStyle w:val="Hyperlink"/>
+            </w:rPr>
+            <w:t>d</w:t>
+          </w:r>
+        </w:hyperlink>
       </w:r>
       <w:r>
         <w:rPr>
@@ -2302,21 +2301,13 @@
       </w:r>
       <w:r>
         <w:rPr>
-          <w:u w:val="single" w:color="0000ff"/>
           <w:rFonts w:ascii="Charis SIL Regular" w:hAnsi="Charis SIL Regular" w:eastAsia="Charis SIL Regular"/>
           <w:b w:val="0"/>
           <w:i w:val="0"/>
           <w:color w:val="000000"/>
           <w:sz w:val="24"/>
         </w:rPr>
-        <w:hyperlink r:id="rId18" w:history="1">
-          <w:r>
-            <w:rPr>
-              <w:rStyle w:val="Hyperlink"/>
-            </w:rPr>
-            <w:t xml:space="preserve">, </w:t>
-          </w:r>
-        </w:hyperlink>
+        <w:t xml:space="preserve">, </w:t>
       </w:r>
       <w:r>
         <w:rPr>
@@ -2374,7 +2365,7 @@
           <w:sz w:val="24"/>
           <w:u w:val="single"/>
         </w:rPr>
-        <w:hyperlink r:id="rId19" w:history="1">
+        <w:hyperlink r:id="rId18" w:history="1">
           <w:r>
             <w:rPr>
               <w:rStyle w:val="Hyperlink"/>
@@ -2471,7 +2462,7 @@
           <w:color w:val="0000FF"/>
           <w:sz w:val="24"/>
         </w:rPr>
-        <w:hyperlink r:id="rId20" w:history="1">
+        <w:hyperlink r:id="rId19" w:history="1">
           <w:r>
             <w:rPr>
               <w:rStyle w:val="Hyperlink"/>
@@ -2488,7 +2479,7 @@
           <w:color w:val="0000FF"/>
           <w:sz w:val="24"/>
         </w:rPr>
-        <w:hyperlink r:id="rId20" w:history="1">
+        <w:hyperlink r:id="rId19" w:history="1">
           <w:r>
             <w:rPr>
               <w:rStyle w:val="Hyperlink"/>
@@ -2505,7 +2496,7 @@
           <w:color w:val="0000FF"/>
           <w:sz w:val="24"/>
         </w:rPr>
-        <w:hyperlink r:id="rId20" w:history="1">
+        <w:hyperlink r:id="rId19" w:history="1">
           <w:r>
             <w:rPr>
               <w:rStyle w:val="Hyperlink"/>
@@ -2522,7 +2513,7 @@
           <w:color w:val="0000FF"/>
           <w:sz w:val="24"/>
         </w:rPr>
-        <w:hyperlink r:id="rId20" w:history="1">
+        <w:hyperlink r:id="rId19" w:history="1">
           <w:r>
             <w:rPr>
               <w:rStyle w:val="Hyperlink"/>
@@ -2539,7 +2530,7 @@
           <w:color w:val="0000FF"/>
           <w:sz w:val="24"/>
         </w:rPr>
-        <w:hyperlink r:id="rId20" w:history="1">
+        <w:hyperlink r:id="rId19" w:history="1">
           <w:r>
             <w:rPr>
               <w:rStyle w:val="Hyperlink"/>

--- a/EXPORTS/DOCX/review/niveau3/Dutch/Arnhem1928.docx
+++ b/EXPORTS/DOCX/review/niveau3/Dutch/Arnhem1928.docx
@@ -1166,9 +1166,15 @@
           <w:i w:val="0"/>
           <w:color w:val="0000FF"/>
           <w:sz w:val="24"/>
-          <w:u w:val="single"/>
         </w:rPr>
-        <w:t>6</w:t>
+        <w:hyperlink r:id="rId11" w:history="1">
+          <w:r>
+            <w:rPr>
+              <w:rStyle w:val="Hyperlink"/>
+            </w:rPr>
+            <w:t>6</w:t>
+          </w:r>
+        </w:hyperlink>
       </w:r>
       <w:r>
         <w:rPr>
@@ -2243,15 +2249,9 @@
           <w:i w:val="0"/>
           <w:color w:val="0000FF"/>
           <w:sz w:val="24"/>
+          <w:u w:val="single"/>
         </w:rPr>
-        <w:hyperlink r:id="rId18" w:history="1">
-          <w:r>
-            <w:rPr>
-              <w:rStyle w:val="Hyperlink"/>
-            </w:rPr>
-            <w:t>d</w:t>
-          </w:r>
-        </w:hyperlink>
+        <w:t>d</w:t>
       </w:r>
       <w:r>
         <w:rPr>
@@ -2336,7 +2336,7 @@
           <w:sz w:val="24"/>
           <w:u w:val="single"/>
         </w:rPr>
-        <w:hyperlink r:id="rId18" w:history="1">
+        <w:hyperlink r:id="rId19" w:history="1">
           <w:r>
             <w:rPr>
               <w:rStyle w:val="Hyperlink"/>
@@ -2365,7 +2365,7 @@
           <w:sz w:val="24"/>
           <w:u w:val="single"/>
         </w:rPr>
-        <w:hyperlink r:id="rId18" w:history="1">
+        <w:hyperlink r:id="rId19" w:history="1">
           <w:r>
             <w:rPr>
               <w:rStyle w:val="Hyperlink"/>
@@ -2462,7 +2462,7 @@
           <w:color w:val="0000FF"/>
           <w:sz w:val="24"/>
         </w:rPr>
-        <w:hyperlink r:id="rId19" w:history="1">
+        <w:hyperlink r:id="rId20" w:history="1">
           <w:r>
             <w:rPr>
               <w:rStyle w:val="Hyperlink"/>
@@ -2479,7 +2479,7 @@
           <w:color w:val="0000FF"/>
           <w:sz w:val="24"/>
         </w:rPr>
-        <w:hyperlink r:id="rId19" w:history="1">
+        <w:hyperlink r:id="rId20" w:history="1">
           <w:r>
             <w:rPr>
               <w:rStyle w:val="Hyperlink"/>
@@ -2496,7 +2496,7 @@
           <w:color w:val="0000FF"/>
           <w:sz w:val="24"/>
         </w:rPr>
-        <w:hyperlink r:id="rId19" w:history="1">
+        <w:hyperlink r:id="rId20" w:history="1">
           <w:r>
             <w:rPr>
               <w:rStyle w:val="Hyperlink"/>
@@ -2513,7 +2513,7 @@
           <w:color w:val="0000FF"/>
           <w:sz w:val="24"/>
         </w:rPr>
-        <w:hyperlink r:id="rId19" w:history="1">
+        <w:hyperlink r:id="rId20" w:history="1">
           <w:r>
             <w:rPr>
               <w:rStyle w:val="Hyperlink"/>
@@ -2530,7 +2530,7 @@
           <w:color w:val="0000FF"/>
           <w:sz w:val="24"/>
         </w:rPr>
-        <w:hyperlink r:id="rId19" w:history="1">
+        <w:hyperlink r:id="rId20" w:history="1">
           <w:r>
             <w:rPr>
               <w:rStyle w:val="Hyperlink"/>

--- a/EXPORTS/DOCX/review/niveau3/Dutch/Arnhem1928.docx
+++ b/EXPORTS/DOCX/review/niveau3/Dutch/Arnhem1928.docx
@@ -1183,6 +1183,7 @@
           <w:i w:val="0"/>
           <w:color w:val="0000FF"/>
           <w:sz w:val="24"/>
+          <w:u w:val="single"/>
         </w:rPr>
         <w:t>-</w:t>
       </w:r>
@@ -2301,13 +2302,21 @@
       </w:r>
       <w:r>
         <w:rPr>
+          <w:u w:val="single" w:color="0000ff"/>
           <w:rFonts w:ascii="Charis SIL Regular" w:hAnsi="Charis SIL Regular" w:eastAsia="Charis SIL Regular"/>
           <w:b w:val="0"/>
           <w:i w:val="0"/>
           <w:color w:val="000000"/>
           <w:sz w:val="24"/>
         </w:rPr>
-        <w:t xml:space="preserve">, </w:t>
+        <w:hyperlink r:id="rId18" w:history="1">
+          <w:r>
+            <w:rPr>
+              <w:rStyle w:val="Hyperlink"/>
+            </w:rPr>
+            <w:t xml:space="preserve">, </w:t>
+          </w:r>
+        </w:hyperlink>
       </w:r>
       <w:r>
         <w:rPr>
@@ -2365,7 +2374,7 @@
           <w:sz w:val="24"/>
           <w:u w:val="single"/>
         </w:rPr>
-        <w:hyperlink r:id="rId19" w:history="1">
+        <w:hyperlink r:id="rId18" w:history="1">
           <w:r>
             <w:rPr>
               <w:rStyle w:val="Hyperlink"/>

--- a/EXPORTS/DOCX/review/niveau3/Dutch/Arnhem1928.docx
+++ b/EXPORTS/DOCX/review/niveau3/Dutch/Arnhem1928.docx
@@ -16,7 +16,7 @@
         <w:autoSpaceDN w:val="0"/>
         <w:autoSpaceDE w:val="0"/>
         <w:widowControl/>
-        <w:spacing w:line="576" w:lineRule="exact" w:before="144" w:after="0"/>
+        <w:spacing w:line="720" w:lineRule="exact" w:before="0" w:after="0"/>
         <w:ind w:left="10" w:right="0" w:firstLine="0"/>
         <w:jc w:val="left"/>
       </w:pPr>
@@ -28,17 +28,7 @@
           <w:color w:val="000000"/>
           <w:sz w:val="48"/>
         </w:rPr>
-        <w:t xml:space="preserve">Indische Tentoonstelling Arnhem (I.T.A.) / </w:t>
-      </w:r>
-      <w:r>
-        <w:rPr>
-          <w:rFonts w:ascii="Charis SIL Bold" w:hAnsi="Charis SIL Bold" w:eastAsia="Charis SIL Bold"/>
-          <w:b/>
-          <w:i w:val="0"/>
-          <w:color w:val="000000"/>
-          <w:sz w:val="48"/>
-        </w:rPr>
-        <w:t>Tentoonstelling Oost &amp; West Indië 1928</w:t>
+        <w:t>Indische Tentoonstelling Arnhem (I.T.A.)</w:t>
       </w:r>
     </w:p>
     <w:p>
@@ -66,8 +56,8 @@
         <w:autoSpaceDN w:val="0"/>
         <w:autoSpaceDE w:val="0"/>
         <w:widowControl/>
-        <w:spacing w:line="288" w:lineRule="exact" w:before="292" w:after="0"/>
-        <w:ind w:left="10" w:right="144" w:firstLine="0"/>
+        <w:spacing w:line="352" w:lineRule="exact" w:before="228" w:after="0"/>
+        <w:ind w:left="10" w:right="0" w:firstLine="0"/>
         <w:jc w:val="left"/>
       </w:pPr>
       <w:r>
@@ -78,37 +68,7 @@
           <w:color w:val="000000"/>
           <w:sz w:val="24"/>
         </w:rPr>
-        <w:t xml:space="preserve">In 1883 werd de Internationale Koloniale en Uitvoerhandel Tentoonstelling, of kortweg de </w:t>
-      </w:r>
-      <w:r>
-        <w:rPr>
-          <w:rFonts w:ascii="Charis SIL Regular" w:hAnsi="Charis SIL Regular" w:eastAsia="Charis SIL Regular"/>
-          <w:b w:val="0"/>
-          <w:i w:val="0"/>
-          <w:color w:val="000000"/>
-          <w:sz w:val="24"/>
-        </w:rPr>
-        <w:t xml:space="preserve">Wereldtentoonstelling van 1883, gehouden op wat tegenwoordig het Museumplein in </w:t>
-      </w:r>
-      <w:r>
-        <w:rPr>
-          <w:rFonts w:ascii="Charis SIL Regular" w:hAnsi="Charis SIL Regular" w:eastAsia="Charis SIL Regular"/>
-          <w:b w:val="0"/>
-          <w:i w:val="0"/>
-          <w:color w:val="000000"/>
-          <w:sz w:val="24"/>
-        </w:rPr>
-        <w:t xml:space="preserve">Amsterdam is. Naast een Nederlands paviljoen waar vele objecten uit de oostelijke en </w:t>
-      </w:r>
-      <w:r>
-        <w:rPr>
-          <w:rFonts w:ascii="Charis SIL Regular" w:hAnsi="Charis SIL Regular" w:eastAsia="Charis SIL Regular"/>
-          <w:b w:val="0"/>
-          <w:i w:val="0"/>
-          <w:color w:val="000000"/>
-          <w:sz w:val="24"/>
-        </w:rPr>
-        <w:t>westelijke koloniën werden getoond, hadden ook andere landen en bedrijven paviljoens.</w:t>
+        <w:t>Te schrijven.</w:t>
       </w:r>
     </w:p>
     <w:p>
@@ -136,7 +96,7 @@
         <w:autoSpaceDN w:val="0"/>
         <w:autoSpaceDE w:val="0"/>
         <w:widowControl/>
-        <w:spacing w:line="288" w:lineRule="exact" w:before="274" w:after="0"/>
+        <w:spacing w:line="352" w:lineRule="exact" w:before="210" w:after="0"/>
         <w:ind w:left="10" w:right="0" w:firstLine="0"/>
         <w:jc w:val="left"/>
       </w:pPr>
@@ -148,8 +108,18 @@
           <w:color w:val="000000"/>
           <w:sz w:val="24"/>
         </w:rPr>
-        <w:t>https://www.geldersarchief.nl/over-ons/actueel/weblog/531-indie-in-gelderland-de-</w:t>
+        <w:t>Indische Tentoonstelling Arnhem (I.T.A.) / Tentoonstelling Oost &amp; West Indië 1928</w:t>
       </w:r>
+    </w:p>
+    <w:p>
+      <w:pPr>
+        <w:autoSpaceDN w:val="0"/>
+        <w:autoSpaceDE w:val="0"/>
+        <w:widowControl/>
+        <w:spacing w:line="288" w:lineRule="exact" w:before="240" w:after="0"/>
+        <w:ind w:left="398" w:right="9266" w:firstLine="0"/>
+        <w:jc w:val="both"/>
+      </w:pPr>
       <w:r>
         <w:rPr>
           <w:rFonts w:ascii="Charis SIL Regular" w:hAnsi="Charis SIL Regular" w:eastAsia="Charis SIL Regular"/>
@@ -158,17 +128,25 @@
           <w:color w:val="000000"/>
           <w:sz w:val="24"/>
         </w:rPr>
-        <w:t xml:space="preserve">indische-tentoonstelling-van-1928-in-park-sonsbeek https://eur.contentdm.oclc.org/digital/ </w:t>
+        <w:t xml:space="preserve">•  </w:t>
       </w:r>
       <w:r>
         <w:rPr>
           <w:rFonts w:ascii="Charis SIL Regular" w:hAnsi="Charis SIL Regular" w:eastAsia="Charis SIL Regular"/>
           <w:b w:val="0"/>
           <w:i w:val="0"/>
-          <w:color w:val="000000"/>
+          <w:color w:val="0000FF"/>
           <w:sz w:val="24"/>
+          <w:u w:val="single"/>
         </w:rPr>
-        <w:t xml:space="preserve">collection/tnepk/id/412/ https:// </w:t>
+        <w:hyperlink r:id="rId9" w:history="1">
+          <w:r>
+            <w:rPr>
+              <w:rStyle w:val="Hyperlink"/>
+            </w:rPr>
+            <w:t>1</w:t>
+          </w:r>
+        </w:hyperlink>
       </w:r>
       <w:r>
         <w:br/>
@@ -181,7 +159,56 @@
           <w:color w:val="000000"/>
           <w:sz w:val="24"/>
         </w:rPr>
-        <w:t>permalink.geldersarchief.nl/905EE5F451004149AA7FC176B64263D0</w:t>
+        <w:t xml:space="preserve">•  </w:t>
+      </w:r>
+      <w:r>
+        <w:rPr>
+          <w:rFonts w:ascii="Charis SIL Regular" w:hAnsi="Charis SIL Regular" w:eastAsia="Charis SIL Regular"/>
+          <w:b w:val="0"/>
+          <w:i w:val="0"/>
+          <w:color w:val="0000FF"/>
+          <w:sz w:val="24"/>
+          <w:u w:val="single"/>
+        </w:rPr>
+        <w:hyperlink r:id="rId9" w:history="1">
+          <w:r>
+            <w:rPr>
+              <w:rStyle w:val="Hyperlink"/>
+            </w:rPr>
+            <w:t>2</w:t>
+          </w:r>
+        </w:hyperlink>
+      </w:r>
+      <w:r>
+        <w:br/>
+      </w:r>
+      <w:r>
+        <w:rPr>
+          <w:rFonts w:ascii="Charis SIL Regular" w:hAnsi="Charis SIL Regular" w:eastAsia="Charis SIL Regular"/>
+          <w:b w:val="0"/>
+          <w:i w:val="0"/>
+          <w:color w:val="000000"/>
+          <w:sz w:val="24"/>
+        </w:rPr>
+        <w:t xml:space="preserve">•  </w:t>
+      </w:r>
+      <w:r>
+        <w:rPr>
+          <w:rFonts w:ascii="Charis SIL Regular" w:hAnsi="Charis SIL Regular" w:eastAsia="Charis SIL Regular"/>
+          <w:b w:val="0"/>
+          <w:i w:val="0"/>
+          <w:color w:val="0000FF"/>
+          <w:sz w:val="24"/>
+          <w:u w:val="single"/>
+        </w:rPr>
+        <w:hyperlink r:id="rId10" w:history="1">
+          <w:r>
+            <w:rPr>
+              <w:rStyle w:val="Hyperlink"/>
+            </w:rPr>
+            <w:t>3</w:t>
+          </w:r>
+        </w:hyperlink>
       </w:r>
     </w:p>
     <w:p>
@@ -202,7 +229,7 @@
           <w:sz w:val="24"/>
           <w:u w:val="single"/>
         </w:rPr>
-        <w:hyperlink r:id="rId9" w:history="1">
+        <w:hyperlink r:id="rId11" w:history="1">
           <w:r>
             <w:rPr>
               <w:rStyle w:val="Hyperlink"/>
@@ -231,7 +258,7 @@
           <w:sz w:val="24"/>
           <w:u w:val="single"/>
         </w:rPr>
-        <w:hyperlink r:id="rId9" w:history="1">
+        <w:hyperlink r:id="rId11" w:history="1">
           <w:r>
             <w:rPr>
               <w:rStyle w:val="Hyperlink"/>
@@ -260,7 +287,7 @@
           <w:sz w:val="24"/>
           <w:u w:val="single"/>
         </w:rPr>
-        <w:hyperlink r:id="rId9" w:history="1">
+        <w:hyperlink r:id="rId11" w:history="1">
           <w:r>
             <w:rPr>
               <w:rStyle w:val="Hyperlink"/>
@@ -289,7 +316,7 @@
           <w:sz w:val="24"/>
           <w:u w:val="single"/>
         </w:rPr>
-        <w:hyperlink r:id="rId9" w:history="1">
+        <w:hyperlink r:id="rId11" w:history="1">
           <w:r>
             <w:rPr>
               <w:rStyle w:val="Hyperlink"/>
@@ -325,7 +352,7 @@
         <w:autoSpaceDE w:val="0"/>
         <w:widowControl/>
         <w:spacing w:line="288" w:lineRule="exact" w:before="292" w:after="0"/>
-        <w:ind w:left="398" w:right="3168" w:firstLine="0"/>
+        <w:ind w:left="398" w:right="3312" w:firstLine="0"/>
         <w:jc w:val="left"/>
       </w:pPr>
       <w:r>
@@ -666,589 +693,8 @@
         <w:autoSpaceDN w:val="0"/>
         <w:autoSpaceDE w:val="0"/>
         <w:widowControl/>
-        <w:spacing w:line="352" w:lineRule="exact" w:before="228" w:after="0"/>
+        <w:spacing w:line="538" w:lineRule="exact" w:before="192" w:after="0"/>
         <w:ind w:left="10" w:right="0" w:firstLine="0"/>
-        <w:jc w:val="left"/>
-      </w:pPr>
-      <w:r>
-        <w:rPr>
-          <w:rFonts w:ascii="Charis SIL Regular" w:hAnsi="Charis SIL Regular" w:eastAsia="Charis SIL Regular"/>
-          <w:b w:val="0"/>
-          <w:i w:val="0"/>
-          <w:color w:val="000000"/>
-          <w:sz w:val="24"/>
-        </w:rPr>
-        <w:t>Archief:</w:t>
-      </w:r>
-    </w:p>
-    <w:p>
-      <w:pPr>
-        <w:autoSpaceDN w:val="0"/>
-        <w:autoSpaceDE w:val="0"/>
-        <w:widowControl/>
-        <w:spacing w:line="288" w:lineRule="exact" w:before="240" w:after="0"/>
-        <w:ind w:left="810" w:right="864" w:firstLine="0"/>
-        <w:jc w:val="left"/>
-      </w:pPr>
-      <w:r>
-        <w:rPr>
-          <w:rFonts w:ascii="Charis SIL Italic" w:hAnsi="Charis SIL Italic" w:eastAsia="Charis SIL Italic"/>
-          <w:b w:val="0"/>
-          <w:i/>
-          <w:color w:val="000000"/>
-          <w:sz w:val="24"/>
-        </w:rPr>
-        <w:t xml:space="preserve">Nationaal Archief, Den Haag, Ministerie van Binnenlandse Zaken: Afdeling </w:t>
-      </w:r>
-      <w:r>
-        <w:rPr>
-          <w:rFonts w:ascii="Charis SIL Italic" w:hAnsi="Charis SIL Italic" w:eastAsia="Charis SIL Italic"/>
-          <w:b w:val="0"/>
-          <w:i/>
-          <w:color w:val="000000"/>
-          <w:sz w:val="24"/>
-        </w:rPr>
-        <w:t>Kunsten en Wetenschappen, nummer toegang 2.04.13, inventarisnummer 1617 -</w:t>
-      </w:r>
-      <w:r>
-        <w:rPr>
-          <w:rFonts w:ascii="Charis SIL Italic" w:hAnsi="Charis SIL Italic" w:eastAsia="Charis SIL Italic"/>
-          <w:b w:val="0"/>
-          <w:i/>
-          <w:color w:val="000000"/>
-          <w:sz w:val="24"/>
-        </w:rPr>
-        <w:t xml:space="preserve">Stukken betreffende de verdeling van door het Rijk aangekochte en overgenomen </w:t>
-      </w:r>
-      <w:r>
-        <w:rPr>
-          <w:rFonts w:ascii="Charis SIL Italic" w:hAnsi="Charis SIL Italic" w:eastAsia="Charis SIL Italic"/>
-          <w:b w:val="0"/>
-          <w:i/>
-          <w:color w:val="000000"/>
-          <w:sz w:val="24"/>
-        </w:rPr>
-        <w:t xml:space="preserve">voorwerpen op de Wereldtentoonstelling (Internationale Koloniale en Uitvoer </w:t>
-      </w:r>
-      <w:r>
-        <w:rPr>
-          <w:rFonts w:ascii="Charis SIL Italic" w:hAnsi="Charis SIL Italic" w:eastAsia="Charis SIL Italic"/>
-          <w:b w:val="0"/>
-          <w:i/>
-          <w:color w:val="000000"/>
-          <w:sz w:val="24"/>
-        </w:rPr>
-        <w:t>Tentoonstelling) in Amsterdam</w:t>
-      </w:r>
-      <w:r>
-        <w:rPr>
-          <w:rFonts w:ascii="Charis SIL Italic" w:hAnsi="Charis SIL Italic" w:eastAsia="Charis SIL Italic"/>
-          <w:b w:val="0"/>
-          <w:i/>
-          <w:color w:val="000000"/>
-          <w:sz w:val="24"/>
-        </w:rPr>
-        <w:t xml:space="preserve">Archief bij het departement Kunsten en </w:t>
-      </w:r>
-      <w:r>
-        <w:br/>
-      </w:r>
-      <w:r>
-        <w:rPr>
-          <w:rFonts w:ascii="Charis SIL Italic" w:hAnsi="Charis SIL Italic" w:eastAsia="Charis SIL Italic"/>
-          <w:b w:val="0"/>
-          <w:i/>
-          <w:color w:val="000000"/>
-          <w:sz w:val="24"/>
-        </w:rPr>
-        <w:t xml:space="preserve">Wetenschappen van het Ministerie van Binnenlandse Zaken. Bevat voornamelijk </w:t>
-      </w:r>
-      <w:r>
-        <w:rPr>
-          <w:rFonts w:ascii="Charis SIL Italic" w:hAnsi="Charis SIL Italic" w:eastAsia="Charis SIL Italic"/>
-          <w:b w:val="0"/>
-          <w:i/>
-          <w:color w:val="000000"/>
-          <w:sz w:val="24"/>
-        </w:rPr>
-        <w:t xml:space="preserve">correspondentie over de verdeling van objecten die is gemaakt na afloop van de </w:t>
-      </w:r>
-      <w:r>
-        <w:rPr>
-          <w:rFonts w:ascii="Charis SIL Italic" w:hAnsi="Charis SIL Italic" w:eastAsia="Charis SIL Italic"/>
-          <w:b w:val="0"/>
-          <w:i/>
-          <w:color w:val="000000"/>
-          <w:sz w:val="24"/>
-        </w:rPr>
-        <w:t>Wereldtentoonstelling.</w:t>
-      </w:r>
-    </w:p>
-    <w:p>
-      <w:pPr>
-        <w:autoSpaceDN w:val="0"/>
-        <w:autoSpaceDE w:val="0"/>
-        <w:widowControl/>
-        <w:spacing w:line="288" w:lineRule="exact" w:before="240" w:after="0"/>
-        <w:ind w:left="810" w:right="1440" w:firstLine="0"/>
-        <w:jc w:val="left"/>
-      </w:pPr>
-      <w:r>
-        <w:rPr>
-          <w:rFonts w:ascii="Charis SIL Regular" w:hAnsi="Charis SIL Regular" w:eastAsia="Charis SIL Regular"/>
-          <w:b w:val="0"/>
-          <w:i w:val="0"/>
-          <w:color w:val="0000FF"/>
-          <w:sz w:val="24"/>
-          <w:u w:val="single"/>
-        </w:rPr>
-        <w:hyperlink r:id="rId10" w:history="1">
-          <w:r>
-            <w:rPr>
-              <w:rStyle w:val="Hyperlink"/>
-            </w:rPr>
-            <w:t>https://</w:t>
-          </w:r>
-        </w:hyperlink>
-      </w:r>
-      <w:r>
-        <w:rPr>
-          <w:rFonts w:ascii="Charis SIL Regular" w:hAnsi="Charis SIL Regular" w:eastAsia="Charis SIL Regular"/>
-          <w:b w:val="0"/>
-          <w:i w:val="0"/>
-          <w:color w:val="0000FF"/>
-          <w:sz w:val="24"/>
-          <w:u w:val="single"/>
-        </w:rPr>
-        <w:hyperlink r:id="rId10" w:history="1">
-          <w:r>
-            <w:rPr>
-              <w:rStyle w:val="Hyperlink"/>
-            </w:rPr>
-            <w:t>www.nationaalarchief.nl/</w:t>
-          </w:r>
-        </w:hyperlink>
-      </w:r>
-      <w:r>
-        <w:rPr>
-          <w:rFonts w:ascii="Charis SIL Regular" w:hAnsi="Charis SIL Regular" w:eastAsia="Charis SIL Regular"/>
-          <w:b w:val="0"/>
-          <w:i w:val="0"/>
-          <w:color w:val="0000FF"/>
-          <w:sz w:val="24"/>
-          <w:u w:val="single"/>
-        </w:rPr>
-        <w:hyperlink r:id="rId10" w:history="1">
-          <w:r>
-            <w:rPr>
-              <w:rStyle w:val="Hyperlink"/>
-            </w:rPr>
-            <w:t>onderzoeken/</w:t>
-          </w:r>
-        </w:hyperlink>
-      </w:r>
-      <w:r>
-        <w:rPr>
-          <w:rFonts w:ascii="Charis SIL Regular" w:hAnsi="Charis SIL Regular" w:eastAsia="Charis SIL Regular"/>
-          <w:b w:val="0"/>
-          <w:i w:val="0"/>
-          <w:color w:val="0000FF"/>
-          <w:sz w:val="24"/>
-          <w:u w:val="single"/>
-        </w:rPr>
-        <w:hyperlink r:id="rId10" w:history="1">
-          <w:r>
-            <w:rPr>
-              <w:rStyle w:val="Hyperlink"/>
-            </w:rPr>
-            <w:t>archief/2.04.13/</w:t>
-          </w:r>
-        </w:hyperlink>
-      </w:r>
-      <w:r>
-        <w:rPr>
-          <w:rFonts w:ascii="Charis SIL Regular" w:hAnsi="Charis SIL Regular" w:eastAsia="Charis SIL Regular"/>
-          <w:b w:val="0"/>
-          <w:i w:val="0"/>
-          <w:color w:val="0000FF"/>
-          <w:sz w:val="24"/>
-          <w:u w:val="single"/>
-        </w:rPr>
-        <w:hyperlink r:id="rId10" w:history="1">
-          <w:r>
-            <w:rPr>
-              <w:rStyle w:val="Hyperlink"/>
-            </w:rPr>
-            <w:t xml:space="preserve">invnr/ </w:t>
-          </w:r>
-        </w:hyperlink>
-      </w:r>
-      <w:r>
-        <w:rPr>
-          <w:rFonts w:ascii="Charis SIL Regular" w:hAnsi="Charis SIL Regular" w:eastAsia="Charis SIL Regular"/>
-          <w:b w:val="0"/>
-          <w:i w:val="0"/>
-          <w:color w:val="0000FF"/>
-          <w:sz w:val="24"/>
-          <w:u w:val="single"/>
-        </w:rPr>
-        <w:hyperlink r:id="rId10" w:history="1">
-          <w:r>
-            <w:rPr>
-              <w:rStyle w:val="Hyperlink"/>
-            </w:rPr>
-            <w:t>%402.~</w:t>
-          </w:r>
-        </w:hyperlink>
-      </w:r>
-      <w:r>
-        <w:rPr>
-          <w:rFonts w:ascii="Charis SIL Regular" w:hAnsi="Charis SIL Regular" w:eastAsia="Charis SIL Regular"/>
-          <w:b w:val="0"/>
-          <w:i w:val="0"/>
-          <w:color w:val="0000FF"/>
-          <w:sz w:val="24"/>
-          <w:u w:val="single"/>
-        </w:rPr>
-        <w:hyperlink r:id="rId10" w:history="1">
-          <w:r>
-            <w:rPr>
-              <w:rStyle w:val="Hyperlink"/>
-            </w:rPr>
-            <w:t>2.2~2.2.4~2.2.4.1~2.2.4</w:t>
-          </w:r>
-        </w:hyperlink>
-      </w:r>
-      <w:r>
-        <w:rPr>
-          <w:rFonts w:ascii="Charis SIL Regular" w:hAnsi="Charis SIL Regular" w:eastAsia="Charis SIL Regular"/>
-          <w:b w:val="0"/>
-          <w:i w:val="0"/>
-          <w:color w:val="0000FF"/>
-          <w:sz w:val="24"/>
-          <w:u w:val="single"/>
-        </w:rPr>
-        <w:hyperlink r:id="rId10" w:history="1">
-          <w:r>
-            <w:rPr>
-              <w:rStyle w:val="Hyperlink"/>
-            </w:rPr>
-            <w:t>.1.1~2.2.4.1.</w:t>
-          </w:r>
-        </w:hyperlink>
-      </w:r>
-      <w:r>
-        <w:rPr>
-          <w:rFonts w:ascii="Charis SIL Regular" w:hAnsi="Charis SIL Regular" w:eastAsia="Charis SIL Regular"/>
-          <w:b w:val="0"/>
-          <w:i w:val="0"/>
-          <w:color w:val="0000FF"/>
-          <w:sz w:val="24"/>
-          <w:u w:val="single"/>
-        </w:rPr>
-        <w:hyperlink r:id="rId10" w:history="1">
-          <w:r>
-            <w:rPr>
-              <w:rStyle w:val="Hyperlink"/>
-            </w:rPr>
-            <w:t>1.02~1617</w:t>
-          </w:r>
-        </w:hyperlink>
-      </w:r>
-    </w:p>
-    <w:p>
-      <w:pPr>
-        <w:sectPr>
-          <w:pgSz w:w="11900" w:h="16840"/>
-          <w:pgMar w:top="448" w:right="1160" w:bottom="498" w:left="950" w:header="720" w:footer="720" w:gutter="0"/>
-          <w:cols/>
-          <w:docGrid w:linePitch="360"/>
-        </w:sectPr>
-      </w:pPr>
-    </w:p>
-    <w:p>
-      <w:pPr>
-        <w:autoSpaceDN w:val="0"/>
-        <w:autoSpaceDE w:val="0"/>
-        <w:widowControl/>
-        <w:spacing w:line="220" w:lineRule="exact" w:before="0" w:after="104"/>
-        <w:ind w:left="0" w:right="0"/>
-      </w:pPr>
-    </w:p>
-    <w:p>
-      <w:pPr>
-        <w:autoSpaceDN w:val="0"/>
-        <w:autoSpaceDE w:val="0"/>
-        <w:widowControl/>
-        <w:spacing w:line="352" w:lineRule="exact" w:before="0" w:after="0"/>
-        <w:ind w:left="0" w:right="0" w:firstLine="0"/>
-        <w:jc w:val="left"/>
-      </w:pPr>
-      <w:r>
-        <w:rPr>
-          <w:rFonts w:ascii="Charis SIL Regular" w:hAnsi="Charis SIL Regular" w:eastAsia="Charis SIL Regular"/>
-          <w:b w:val="0"/>
-          <w:i w:val="0"/>
-          <w:color w:val="000000"/>
-          <w:sz w:val="24"/>
-        </w:rPr>
-        <w:t>Archief:</w:t>
-      </w:r>
-    </w:p>
-    <w:p>
-      <w:pPr>
-        <w:autoSpaceDN w:val="0"/>
-        <w:autoSpaceDE w:val="0"/>
-        <w:widowControl/>
-        <w:spacing w:line="288" w:lineRule="exact" w:before="240" w:after="0"/>
-        <w:ind w:left="800" w:right="288" w:firstLine="0"/>
-        <w:jc w:val="left"/>
-      </w:pPr>
-      <w:r>
-        <w:rPr>
-          <w:rFonts w:ascii="Charis SIL Italic" w:hAnsi="Charis SIL Italic" w:eastAsia="Charis SIL Italic"/>
-          <w:b w:val="0"/>
-          <w:i/>
-          <w:color w:val="000000"/>
-          <w:sz w:val="24"/>
-        </w:rPr>
-        <w:t xml:space="preserve">Stadsarchief, Amsterdam, nummer toegang 30576 Collectie Stadsarchief </w:t>
-      </w:r>
-      <w:r>
-        <w:br/>
-      </w:r>
-      <w:r>
-        <w:rPr>
-          <w:rFonts w:ascii="Charis SIL Italic" w:hAnsi="Charis SIL Italic" w:eastAsia="Charis SIL Italic"/>
-          <w:b w:val="0"/>
-          <w:i/>
-          <w:color w:val="000000"/>
-          <w:sz w:val="24"/>
-        </w:rPr>
-        <w:t xml:space="preserve">Amsterdam: tentoonstellingen, inventarisnummer 43-70 Internationale Koloniale en </w:t>
-      </w:r>
-      <w:r>
-        <w:rPr>
-          <w:rFonts w:ascii="Charis SIL Italic" w:hAnsi="Charis SIL Italic" w:eastAsia="Charis SIL Italic"/>
-          <w:b w:val="0"/>
-          <w:i/>
-          <w:color w:val="000000"/>
-          <w:sz w:val="24"/>
-        </w:rPr>
-        <w:t>Algemene Uitvoerhandel Tentoonstelling, Amsterdam, mei - oktober 1883.</w:t>
-      </w:r>
-    </w:p>
-    <w:p>
-      <w:pPr>
-        <w:autoSpaceDN w:val="0"/>
-        <w:autoSpaceDE w:val="0"/>
-        <w:widowControl/>
-        <w:spacing w:line="288" w:lineRule="exact" w:before="64" w:after="0"/>
-        <w:ind w:left="800" w:right="576" w:firstLine="0"/>
-        <w:jc w:val="left"/>
-      </w:pPr>
-      <w:r>
-        <w:rPr>
-          <w:rFonts w:ascii="Charis SIL Italic" w:hAnsi="Charis SIL Italic" w:eastAsia="Charis SIL Italic"/>
-          <w:b w:val="0"/>
-          <w:i/>
-          <w:color w:val="000000"/>
-          <w:sz w:val="24"/>
-        </w:rPr>
-        <w:t xml:space="preserve">Algemeen archief van de Wereldtentoonstelling van 1883 binnen het Stadsarchief </w:t>
-      </w:r>
-      <w:r>
-        <w:rPr>
-          <w:rFonts w:ascii="Charis SIL Italic" w:hAnsi="Charis SIL Italic" w:eastAsia="Charis SIL Italic"/>
-          <w:b w:val="0"/>
-          <w:i/>
-          <w:color w:val="000000"/>
-          <w:sz w:val="24"/>
-        </w:rPr>
-        <w:t xml:space="preserve">Amsterdam. Bevat onder andere de reglementen, de openingstoespraak en </w:t>
-      </w:r>
-      <w:r>
-        <w:rPr>
-          <w:rFonts w:ascii="Charis SIL Italic" w:hAnsi="Charis SIL Italic" w:eastAsia="Charis SIL Italic"/>
-          <w:b w:val="0"/>
-          <w:i/>
-          <w:color w:val="000000"/>
-          <w:sz w:val="24"/>
-        </w:rPr>
-        <w:t>reclamemateriaal.</w:t>
-      </w:r>
-    </w:p>
-    <w:p>
-      <w:pPr>
-        <w:autoSpaceDN w:val="0"/>
-        <w:autoSpaceDE w:val="0"/>
-        <w:widowControl/>
-        <w:spacing w:line="288" w:lineRule="exact" w:before="240" w:after="0"/>
-        <w:ind w:left="800" w:right="1296" w:firstLine="0"/>
-        <w:jc w:val="left"/>
-      </w:pPr>
-      <w:r>
-        <w:rPr>
-          <w:rFonts w:ascii="Charis SIL Regular" w:hAnsi="Charis SIL Regular" w:eastAsia="Charis SIL Regular"/>
-          <w:b w:val="0"/>
-          <w:i w:val="0"/>
-          <w:color w:val="0000FF"/>
-          <w:sz w:val="24"/>
-          <w:u w:val="single"/>
-        </w:rPr>
-        <w:hyperlink r:id="rId11" w:history="1">
-          <w:r>
-            <w:rPr>
-              <w:rStyle w:val="Hyperlink"/>
-            </w:rPr>
-            <w:t>https://</w:t>
-          </w:r>
-        </w:hyperlink>
-      </w:r>
-      <w:r>
-        <w:rPr>
-          <w:rFonts w:ascii="Charis SIL Regular" w:hAnsi="Charis SIL Regular" w:eastAsia="Charis SIL Regular"/>
-          <w:b w:val="0"/>
-          <w:i w:val="0"/>
-          <w:color w:val="0000FF"/>
-          <w:sz w:val="24"/>
-          <w:u w:val="single"/>
-        </w:rPr>
-        <w:hyperlink r:id="rId11" w:history="1">
-          <w:r>
-            <w:rPr>
-              <w:rStyle w:val="Hyperlink"/>
-            </w:rPr>
-            <w:t>archief.amsterdam/</w:t>
-          </w:r>
-        </w:hyperlink>
-      </w:r>
-      <w:r>
-        <w:rPr>
-          <w:rFonts w:ascii="Charis SIL Regular" w:hAnsi="Charis SIL Regular" w:eastAsia="Charis SIL Regular"/>
-          <w:b w:val="0"/>
-          <w:i w:val="0"/>
-          <w:color w:val="0000FF"/>
-          <w:sz w:val="24"/>
-          <w:u w:val="single"/>
-        </w:rPr>
-        <w:hyperlink r:id="rId11" w:history="1">
-          <w:r>
-            <w:rPr>
-              <w:rStyle w:val="Hyperlink"/>
-            </w:rPr>
-            <w:t>inventarissen/</w:t>
-          </w:r>
-        </w:hyperlink>
-      </w:r>
-      <w:r>
-        <w:rPr>
-          <w:rFonts w:ascii="Charis SIL Regular" w:hAnsi="Charis SIL Regular" w:eastAsia="Charis SIL Regular"/>
-          <w:b w:val="0"/>
-          <w:i w:val="0"/>
-          <w:color w:val="0000FF"/>
-          <w:sz w:val="24"/>
-          <w:u w:val="single"/>
-        </w:rPr>
-        <w:hyperlink r:id="rId11" w:history="1">
-          <w:r>
-            <w:rPr>
-              <w:rStyle w:val="Hyperlink"/>
-            </w:rPr>
-            <w:t>file/49d013d5-078</w:t>
-          </w:r>
-        </w:hyperlink>
-      </w:r>
-      <w:r>
-        <w:rPr>
-          <w:rFonts w:ascii="Charis SIL Regular" w:hAnsi="Charis SIL Regular" w:eastAsia="Charis SIL Regular"/>
-          <w:b w:val="0"/>
-          <w:i w:val="0"/>
-          <w:color w:val="0000FF"/>
-          <w:sz w:val="24"/>
-        </w:rPr>
-        <w:hyperlink r:id="rId11" w:history="1">
-          <w:r>
-            <w:rPr>
-              <w:rStyle w:val="Hyperlink"/>
-            </w:rPr>
-            <w:t>6</w:t>
-          </w:r>
-        </w:hyperlink>
-      </w:r>
-      <w:r>
-        <w:rPr>
-          <w:rFonts w:ascii="Charis SIL Regular" w:hAnsi="Charis SIL Regular" w:eastAsia="Charis SIL Regular"/>
-          <w:b w:val="0"/>
-          <w:i w:val="0"/>
-          <w:color w:val="0000FF"/>
-          <w:sz w:val="24"/>
-          <w:u w:val="single"/>
-        </w:rPr>
-        <w:t>-</w:t>
-      </w:r>
-      <w:r>
-        <w:rPr>
-          <w:rFonts w:ascii="Charis SIL Regular" w:hAnsi="Charis SIL Regular" w:eastAsia="Charis SIL Regular"/>
-          <w:b w:val="0"/>
-          <w:i w:val="0"/>
-          <w:color w:val="0000FF"/>
-          <w:sz w:val="24"/>
-          <w:u w:val="single"/>
-        </w:rPr>
-        <w:hyperlink r:id="rId11" w:history="1">
-          <w:r>
-            <w:rPr>
-              <w:rStyle w:val="Hyperlink"/>
-            </w:rPr>
-            <w:t>db08-</w:t>
-          </w:r>
-        </w:hyperlink>
-      </w:r>
-      <w:r>
-        <w:rPr>
-          <w:rFonts w:ascii="Charis SIL Regular" w:hAnsi="Charis SIL Regular" w:eastAsia="Charis SIL Regular"/>
-          <w:b w:val="0"/>
-          <w:i w:val="0"/>
-          <w:color w:val="0000FF"/>
-          <w:sz w:val="24"/>
-          <w:u w:val="single"/>
-        </w:rPr>
-        <w:hyperlink r:id="rId11" w:history="1">
-          <w:r>
-            <w:rPr>
-              <w:rStyle w:val="Hyperlink"/>
-            </w:rPr>
-            <w:t>da7f-08</w:t>
-          </w:r>
-        </w:hyperlink>
-      </w:r>
-      <w:r>
-        <w:rPr>
-          <w:rFonts w:ascii="Charis SIL Regular" w:hAnsi="Charis SIL Regular" w:eastAsia="Charis SIL Regular"/>
-          <w:b w:val="0"/>
-          <w:i w:val="0"/>
-          <w:color w:val="0000FF"/>
-          <w:sz w:val="24"/>
-          <w:u w:val="single"/>
-        </w:rPr>
-        <w:hyperlink r:id="rId11" w:history="1">
-          <w:r>
-            <w:rPr>
-              <w:rStyle w:val="Hyperlink"/>
-            </w:rPr>
-            <w:t>5c767ce025</w:t>
-          </w:r>
-        </w:hyperlink>
-      </w:r>
-    </w:p>
-    <w:p>
-      <w:pPr>
-        <w:autoSpaceDN w:val="0"/>
-        <w:autoSpaceDE w:val="0"/>
-        <w:widowControl/>
-        <w:spacing w:line="538" w:lineRule="exact" w:before="198" w:after="0"/>
-        <w:ind w:left="0" w:right="0" w:firstLine="0"/>
         <w:jc w:val="left"/>
       </w:pPr>
       <w:r>
@@ -1267,1295 +713,8 @@
         <w:autoSpaceDN w:val="0"/>
         <w:autoSpaceDE w:val="0"/>
         <w:widowControl/>
-        <w:spacing w:line="352" w:lineRule="exact" w:before="230" w:after="0"/>
-        <w:ind w:left="0" w:right="0" w:firstLine="0"/>
-        <w:jc w:val="left"/>
-      </w:pPr>
-      <w:r>
-        <w:rPr>
-          <w:rFonts w:ascii="Charis SIL Regular" w:hAnsi="Charis SIL Regular" w:eastAsia="Charis SIL Regular"/>
-          <w:b w:val="0"/>
-          <w:i w:val="0"/>
-          <w:color w:val="000000"/>
-          <w:sz w:val="24"/>
-        </w:rPr>
-        <w:t>Catalogus:</w:t>
-      </w:r>
-    </w:p>
-    <w:p>
-      <w:pPr>
-        <w:autoSpaceDN w:val="0"/>
-        <w:autoSpaceDE w:val="0"/>
-        <w:widowControl/>
-        <w:spacing w:line="288" w:lineRule="exact" w:before="240" w:after="0"/>
-        <w:ind w:left="800" w:right="288" w:firstLine="0"/>
-        <w:jc w:val="left"/>
-      </w:pPr>
-      <w:r>
-        <w:rPr>
-          <w:rFonts w:ascii="Charis SIL Italic" w:hAnsi="Charis SIL Italic" w:eastAsia="Charis SIL Italic"/>
-          <w:b w:val="0"/>
-          <w:i/>
-          <w:color w:val="000000"/>
-          <w:sz w:val="24"/>
-        </w:rPr>
-        <w:t xml:space="preserve">Veth, P.J, G.A Wilken, en H.C Klinkert. Catalogus der afdeeling Nederlandsche </w:t>
-      </w:r>
-      <w:r>
-        <w:rPr>
-          <w:rFonts w:ascii="Charis SIL Italic" w:hAnsi="Charis SIL Italic" w:eastAsia="Charis SIL Italic"/>
-          <w:b w:val="0"/>
-          <w:i/>
-          <w:color w:val="000000"/>
-          <w:sz w:val="24"/>
-        </w:rPr>
-        <w:t xml:space="preserve">Koloniën van de internationale koloniale en uitvoerhandel tentoonstelling (van 1 </w:t>
-      </w:r>
-      <w:r>
-        <w:rPr>
-          <w:rFonts w:ascii="Charis SIL Italic" w:hAnsi="Charis SIL Italic" w:eastAsia="Charis SIL Italic"/>
-          <w:b w:val="0"/>
-          <w:i/>
-          <w:color w:val="000000"/>
-          <w:sz w:val="24"/>
-        </w:rPr>
-        <w:t>Mei tot ultimo October 1883) te Amsterdam.Leiden: E.J. Brill, 1883.</w:t>
-      </w:r>
-      <w:r>
-        <w:rPr>
-          <w:rFonts w:ascii="Charis SIL Italic" w:hAnsi="Charis SIL Italic" w:eastAsia="Charis SIL Italic"/>
-          <w:b w:val="0"/>
-          <w:i/>
-          <w:color w:val="000000"/>
-          <w:sz w:val="24"/>
-        </w:rPr>
-        <w:t xml:space="preserve">Catalogus van </w:t>
-      </w:r>
-      <w:r>
-        <w:rPr>
-          <w:rFonts w:ascii="Charis SIL Italic" w:hAnsi="Charis SIL Italic" w:eastAsia="Charis SIL Italic"/>
-          <w:b w:val="0"/>
-          <w:i/>
-          <w:color w:val="000000"/>
-          <w:sz w:val="24"/>
-        </w:rPr>
-        <w:t>de Nederlandse Koloniën-afdeling van de Wereldtentoonstelling, opgesteld door P.J.</w:t>
-      </w:r>
-    </w:p>
-    <w:p>
-      <w:pPr>
-        <w:autoSpaceDN w:val="0"/>
-        <w:autoSpaceDE w:val="0"/>
-        <w:widowControl/>
-        <w:spacing w:line="288" w:lineRule="exact" w:before="64" w:after="0"/>
-        <w:ind w:left="800" w:right="432" w:firstLine="0"/>
-        <w:jc w:val="left"/>
-      </w:pPr>
-      <w:r>
-        <w:rPr>
-          <w:rFonts w:ascii="Charis SIL Italic" w:hAnsi="Charis SIL Italic" w:eastAsia="Charis SIL Italic"/>
-          <w:b w:val="0"/>
-          <w:i/>
-          <w:color w:val="000000"/>
-          <w:sz w:val="24"/>
-        </w:rPr>
-        <w:t xml:space="preserve">Veth. De catalogus bestaat uit 3 delen die respectievelijk de drie objectgroepen </w:t>
-      </w:r>
-      <w:r>
-        <w:rPr>
-          <w:rFonts w:ascii="Charis SIL Italic" w:hAnsi="Charis SIL Italic" w:eastAsia="Charis SIL Italic"/>
-          <w:b w:val="0"/>
-          <w:i/>
-          <w:color w:val="000000"/>
-          <w:sz w:val="24"/>
-        </w:rPr>
-        <w:t xml:space="preserve">beschrijven: 'Het terrein der gekoloniseerde en overheerde gewesten', 'De inlandsche </w:t>
-      </w:r>
-      <w:r>
-        <w:rPr>
-          <w:rFonts w:ascii="Charis SIL Italic" w:hAnsi="Charis SIL Italic" w:eastAsia="Charis SIL Italic"/>
-          <w:b w:val="0"/>
-          <w:i/>
-          <w:color w:val="000000"/>
-          <w:sz w:val="24"/>
-        </w:rPr>
-        <w:t xml:space="preserve">bevolking dier gewesten' en Groep III 'De Europeanen in die gewesten en hunne </w:t>
-      </w:r>
-      <w:r>
-        <w:rPr>
-          <w:rFonts w:ascii="Charis SIL Italic" w:hAnsi="Charis SIL Italic" w:eastAsia="Charis SIL Italic"/>
-          <w:b w:val="0"/>
-          <w:i/>
-          <w:color w:val="000000"/>
-          <w:sz w:val="24"/>
-        </w:rPr>
-        <w:t>betrekkingen tot de inlanders'.</w:t>
-      </w:r>
-    </w:p>
-    <w:p>
-      <w:pPr>
-        <w:autoSpaceDN w:val="0"/>
-        <w:autoSpaceDE w:val="0"/>
-        <w:widowControl/>
-        <w:spacing w:line="352" w:lineRule="exact" w:before="176" w:after="0"/>
-        <w:ind w:left="800" w:right="0" w:firstLine="0"/>
-        <w:jc w:val="left"/>
-      </w:pPr>
-      <w:r>
-        <w:rPr>
-          <w:rFonts w:ascii="Charis SIL Regular" w:hAnsi="Charis SIL Regular" w:eastAsia="Charis SIL Regular"/>
-          <w:b w:val="0"/>
-          <w:i w:val="0"/>
-          <w:color w:val="0000FF"/>
-          <w:sz w:val="24"/>
-          <w:u w:val="single"/>
-        </w:rPr>
-        <w:hyperlink r:id="rId12" w:history="1">
-          <w:r>
-            <w:rPr>
-              <w:rStyle w:val="Hyperlink"/>
-            </w:rPr>
-            <w:t>http://</w:t>
-          </w:r>
-        </w:hyperlink>
-      </w:r>
-      <w:r>
-        <w:rPr>
-          <w:rFonts w:ascii="Charis SIL Regular" w:hAnsi="Charis SIL Regular" w:eastAsia="Charis SIL Regular"/>
-          <w:b w:val="0"/>
-          <w:i w:val="0"/>
-          <w:color w:val="0000FF"/>
-          <w:sz w:val="24"/>
-          <w:u w:val="single"/>
-        </w:rPr>
-        <w:hyperlink r:id="rId12" w:history="1">
-          <w:r>
-            <w:rPr>
-              <w:rStyle w:val="Hyperlink"/>
-            </w:rPr>
-            <w:t>hdl.handle.net/1887.1/</w:t>
-          </w:r>
-        </w:hyperlink>
-      </w:r>
-      <w:r>
-        <w:rPr>
-          <w:rFonts w:ascii="Charis SIL Regular" w:hAnsi="Charis SIL Regular" w:eastAsia="Charis SIL Regular"/>
-          <w:b w:val="0"/>
-          <w:i w:val="0"/>
-          <w:color w:val="0000FF"/>
-          <w:sz w:val="24"/>
-          <w:u w:val="single"/>
-        </w:rPr>
-        <w:hyperlink r:id="rId12" w:history="1">
-          <w:r>
-            <w:rPr>
-              <w:rStyle w:val="Hyperlink"/>
-            </w:rPr>
-            <w:t>item:129051</w:t>
-          </w:r>
-        </w:hyperlink>
-      </w:r>
-      <w:r>
-        <w:rPr>
-          <w:rFonts w:ascii="Charis SIL Regular" w:hAnsi="Charis SIL Regular" w:eastAsia="Charis SIL Regular"/>
-          <w:b w:val="0"/>
-          <w:i w:val="0"/>
-          <w:color w:val="000000"/>
-          <w:sz w:val="24"/>
-        </w:rPr>
-        <w:t xml:space="preserve">, </w:t>
-      </w:r>
-      <w:r>
-        <w:rPr>
-          <w:rFonts w:ascii="Charis SIL Regular" w:hAnsi="Charis SIL Regular" w:eastAsia="Charis SIL Regular"/>
-          <w:b w:val="0"/>
-          <w:i w:val="0"/>
-          <w:color w:val="0000FF"/>
-          <w:sz w:val="24"/>
-          <w:u w:val="single"/>
-        </w:rPr>
-        <w:hyperlink r:id="rId13" w:history="1">
-          <w:r>
-            <w:rPr>
-              <w:rStyle w:val="Hyperlink"/>
-            </w:rPr>
-            <w:t>WorldCat</w:t>
-          </w:r>
-        </w:hyperlink>
-      </w:r>
-      <w:r>
-        <w:rPr>
-          <w:rFonts w:ascii="Charis SIL Regular" w:hAnsi="Charis SIL Regular" w:eastAsia="Charis SIL Regular"/>
-          <w:b w:val="0"/>
-          <w:i w:val="0"/>
-          <w:color w:val="0000FF"/>
-          <w:sz w:val="24"/>
-          <w:u w:val="single"/>
-        </w:rPr>
-        <w:t xml:space="preserve"> </w:t>
-      </w:r>
-      <w:r>
-        <w:rPr>
-          <w:rFonts w:ascii="Charis SIL Regular" w:hAnsi="Charis SIL Regular" w:eastAsia="Charis SIL Regular"/>
-          <w:b w:val="0"/>
-          <w:i w:val="0"/>
-          <w:color w:val="0000FF"/>
-          <w:sz w:val="24"/>
-          <w:u w:val="single"/>
-        </w:rPr>
-        <w:hyperlink r:id="rId13" w:history="1">
-          <w:r>
-            <w:rPr>
-              <w:rStyle w:val="Hyperlink"/>
-            </w:rPr>
-            <w:t>680228146</w:t>
-          </w:r>
-        </w:hyperlink>
-      </w:r>
-    </w:p>
-    <w:p>
-      <w:pPr>
-        <w:autoSpaceDN w:val="0"/>
-        <w:autoSpaceDE w:val="0"/>
-        <w:widowControl/>
-        <w:spacing w:line="352" w:lineRule="exact" w:before="176" w:after="0"/>
-        <w:ind w:left="0" w:right="0" w:firstLine="0"/>
-        <w:jc w:val="left"/>
-      </w:pPr>
-      <w:r>
-        <w:rPr>
-          <w:rFonts w:ascii="Charis SIL Regular" w:hAnsi="Charis SIL Regular" w:eastAsia="Charis SIL Regular"/>
-          <w:b w:val="0"/>
-          <w:i w:val="0"/>
-          <w:color w:val="000000"/>
-          <w:sz w:val="24"/>
-        </w:rPr>
-        <w:t>Catalogus:</w:t>
-      </w:r>
-    </w:p>
-    <w:p>
-      <w:pPr>
-        <w:autoSpaceDN w:val="0"/>
-        <w:autoSpaceDE w:val="0"/>
-        <w:widowControl/>
-        <w:spacing w:line="288" w:lineRule="exact" w:before="240" w:after="0"/>
-        <w:ind w:left="800" w:right="432" w:firstLine="0"/>
-        <w:jc w:val="left"/>
-      </w:pPr>
-      <w:r>
-        <w:rPr>
-          <w:rFonts w:ascii="Charis SIL Italic" w:hAnsi="Charis SIL Italic" w:eastAsia="Charis SIL Italic"/>
-          <w:b w:val="0"/>
-          <w:i/>
-          <w:color w:val="000000"/>
-          <w:sz w:val="24"/>
-        </w:rPr>
-        <w:t xml:space="preserve">Serrurier, Lindor. Catalogus der ethnographische afdeeling van de Internationale </w:t>
-      </w:r>
-      <w:r>
-        <w:rPr>
-          <w:rFonts w:ascii="Charis SIL Italic" w:hAnsi="Charis SIL Italic" w:eastAsia="Charis SIL Italic"/>
-          <w:b w:val="0"/>
-          <w:i/>
-          <w:color w:val="000000"/>
-          <w:sz w:val="24"/>
-        </w:rPr>
-        <w:t xml:space="preserve">Koloniale en Uitvoerhandel Tentoonstelling (van 1 Mei tot ult°. October 1883) te </w:t>
-      </w:r>
-      <w:r>
-        <w:rPr>
-          <w:rFonts w:ascii="Charis SIL Italic" w:hAnsi="Charis SIL Italic" w:eastAsia="Charis SIL Italic"/>
-          <w:b w:val="0"/>
-          <w:i/>
-          <w:color w:val="000000"/>
-          <w:sz w:val="24"/>
-        </w:rPr>
-        <w:t>Amsterdam. Leiden: Brill, 1883.</w:t>
-      </w:r>
-      <w:r>
-        <w:rPr>
-          <w:rFonts w:ascii="Charis SIL Italic" w:hAnsi="Charis SIL Italic" w:eastAsia="Charis SIL Italic"/>
-          <w:b w:val="0"/>
-          <w:i/>
-          <w:color w:val="000000"/>
-          <w:sz w:val="24"/>
-        </w:rPr>
-        <w:t xml:space="preserve">Catalogus van de overige etnografische collecties, </w:t>
-      </w:r>
-      <w:r>
-        <w:rPr>
-          <w:rFonts w:ascii="Charis SIL Italic" w:hAnsi="Charis SIL Italic" w:eastAsia="Charis SIL Italic"/>
-          <w:b w:val="0"/>
-          <w:i/>
-          <w:color w:val="000000"/>
-          <w:sz w:val="24"/>
-        </w:rPr>
-        <w:t xml:space="preserve">buiten die van het Nederlandse koloniale paviljoen om. Opgesteld door de </w:t>
-      </w:r>
-      <w:r>
-        <w:br/>
-      </w:r>
-      <w:r>
-        <w:rPr>
-          <w:rFonts w:ascii="Charis SIL Italic" w:hAnsi="Charis SIL Italic" w:eastAsia="Charis SIL Italic"/>
-          <w:b w:val="0"/>
-          <w:i/>
-          <w:color w:val="000000"/>
-          <w:sz w:val="24"/>
-        </w:rPr>
-        <w:t xml:space="preserve">toenmalige directeur van het Rijks Ethnographisch Museum in Leiden, Lindor </w:t>
-      </w:r>
-      <w:r>
-        <w:rPr>
-          <w:rFonts w:ascii="Charis SIL Italic" w:hAnsi="Charis SIL Italic" w:eastAsia="Charis SIL Italic"/>
-          <w:b w:val="0"/>
-          <w:i/>
-          <w:color w:val="000000"/>
-          <w:sz w:val="24"/>
-        </w:rPr>
-        <w:t xml:space="preserve">Serrurier. Bevat onder andere een beschrijving van de collectie van Generaal Pitt </w:t>
-      </w:r>
-      <w:r>
-        <w:rPr>
-          <w:rFonts w:ascii="Charis SIL Italic" w:hAnsi="Charis SIL Italic" w:eastAsia="Charis SIL Italic"/>
-          <w:b w:val="0"/>
-          <w:i/>
-          <w:color w:val="000000"/>
-          <w:sz w:val="24"/>
-        </w:rPr>
-        <w:t>Rivers die getoond werd.</w:t>
-      </w:r>
-    </w:p>
-    <w:p>
-      <w:pPr>
-        <w:autoSpaceDN w:val="0"/>
-        <w:autoSpaceDE w:val="0"/>
-        <w:widowControl/>
-        <w:spacing w:line="288" w:lineRule="exact" w:before="240" w:after="0"/>
-        <w:ind w:left="800" w:right="288" w:firstLine="0"/>
-        <w:jc w:val="left"/>
-      </w:pPr>
-      <w:r>
-        <w:rPr>
-          <w:rFonts w:ascii="Charis SIL Regular" w:hAnsi="Charis SIL Regular" w:eastAsia="Charis SIL Regular"/>
-          <w:b w:val="0"/>
-          <w:i w:val="0"/>
-          <w:color w:val="0000FF"/>
-          <w:sz w:val="24"/>
-          <w:u w:val="single"/>
-        </w:rPr>
-        <w:hyperlink r:id="rId14" w:history="1">
-          <w:r>
-            <w:rPr>
-              <w:rStyle w:val="Hyperlink"/>
-            </w:rPr>
-            <w:t>https://</w:t>
-          </w:r>
-        </w:hyperlink>
-      </w:r>
-      <w:r>
-        <w:rPr>
-          <w:rFonts w:ascii="Charis SIL Regular" w:hAnsi="Charis SIL Regular" w:eastAsia="Charis SIL Regular"/>
-          <w:b w:val="0"/>
-          <w:i w:val="0"/>
-          <w:color w:val="0000FF"/>
-          <w:sz w:val="24"/>
-          <w:u w:val="single"/>
-        </w:rPr>
-        <w:hyperlink r:id="rId14" w:history="1">
-          <w:r>
-            <w:rPr>
-              <w:rStyle w:val="Hyperlink"/>
-            </w:rPr>
-            <w:t>books.google.nl/</w:t>
-          </w:r>
-        </w:hyperlink>
-      </w:r>
-      <w:r>
-        <w:rPr>
-          <w:rFonts w:ascii="Charis SIL Regular" w:hAnsi="Charis SIL Regular" w:eastAsia="Charis SIL Regular"/>
-          <w:b w:val="0"/>
-          <w:i w:val="0"/>
-          <w:color w:val="0000FF"/>
-          <w:sz w:val="24"/>
-          <w:u w:val="single"/>
-        </w:rPr>
-        <w:hyperlink r:id="rId14" w:history="1">
-          <w:r>
-            <w:rPr>
-              <w:rStyle w:val="Hyperlink"/>
-            </w:rPr>
-            <w:t>books?</w:t>
-          </w:r>
-        </w:hyperlink>
-      </w:r>
-      <w:r>
-        <w:rPr>
-          <w:rFonts w:ascii="Charis SIL Regular" w:hAnsi="Charis SIL Regular" w:eastAsia="Charis SIL Regular"/>
-          <w:b w:val="0"/>
-          <w:i w:val="0"/>
-          <w:color w:val="0000FF"/>
-          <w:sz w:val="24"/>
-          <w:u w:val="single"/>
-        </w:rPr>
-        <w:hyperlink r:id="rId14" w:history="1">
-          <w:r>
-            <w:rPr>
-              <w:rStyle w:val="Hyperlink"/>
-            </w:rPr>
-            <w:t>id=twNWAAAAcAAJ</w:t>
-          </w:r>
-        </w:hyperlink>
-      </w:r>
-      <w:r>
-        <w:rPr>
-          <w:rFonts w:ascii="Charis SIL Regular" w:hAnsi="Charis SIL Regular" w:eastAsia="Charis SIL Regular"/>
-          <w:b w:val="0"/>
-          <w:i w:val="0"/>
-          <w:color w:val="000000"/>
-          <w:sz w:val="24"/>
-        </w:rPr>
-        <w:t xml:space="preserve">, </w:t>
-      </w:r>
-      <w:r>
-        <w:rPr>
-          <w:rFonts w:ascii="Charis SIL Regular" w:hAnsi="Charis SIL Regular" w:eastAsia="Charis SIL Regular"/>
-          <w:b w:val="0"/>
-          <w:i w:val="0"/>
-          <w:color w:val="0000FF"/>
-          <w:sz w:val="24"/>
-          <w:u w:val="single"/>
-        </w:rPr>
-        <w:hyperlink r:id="rId15" w:history="1">
-          <w:r>
-            <w:rPr>
-              <w:rStyle w:val="Hyperlink"/>
-            </w:rPr>
-            <w:t>WorldCat</w:t>
-          </w:r>
-        </w:hyperlink>
-      </w:r>
-      <w:r>
-        <w:rPr>
-          <w:rFonts w:ascii="Charis SIL Regular" w:hAnsi="Charis SIL Regular" w:eastAsia="Charis SIL Regular"/>
-          <w:b w:val="0"/>
-          <w:i w:val="0"/>
-          <w:color w:val="0000FF"/>
-          <w:sz w:val="24"/>
-          <w:u w:val="single"/>
-        </w:rPr>
-        <w:t xml:space="preserve"> </w:t>
-      </w:r>
-      <w:r>
-        <w:rPr>
-          <w:rFonts w:ascii="Charis SIL Regular" w:hAnsi="Charis SIL Regular" w:eastAsia="Charis SIL Regular"/>
-          <w:b w:val="0"/>
-          <w:i w:val="0"/>
-          <w:color w:val="0000FF"/>
-          <w:sz w:val="24"/>
-          <w:u w:val="single"/>
-        </w:rPr>
-        <w:hyperlink r:id="rId15" w:history="1">
-          <w:r>
-            <w:rPr>
-              <w:rStyle w:val="Hyperlink"/>
-            </w:rPr>
-            <w:t>1463298534</w:t>
-          </w:r>
-        </w:hyperlink>
-      </w:r>
-      <w:r>
-        <w:rPr>
-          <w:rFonts w:ascii="Charis SIL Regular" w:hAnsi="Charis SIL Regular" w:eastAsia="Charis SIL Regular"/>
-          <w:b w:val="0"/>
-          <w:i w:val="0"/>
-          <w:color w:val="000000"/>
-          <w:sz w:val="24"/>
-        </w:rPr>
-        <w:t xml:space="preserve">, </w:t>
-      </w:r>
-      <w:r>
-        <w:rPr>
-          <w:u w:val="single" w:color="0000ff"/>
-          <w:rFonts w:ascii="Charis SIL Regular" w:hAnsi="Charis SIL Regular" w:eastAsia="Charis SIL Regular"/>
-          <w:b w:val="0"/>
-          <w:i w:val="0"/>
-          <w:color w:val="000000"/>
-          <w:sz w:val="24"/>
-        </w:rPr>
-        <w:hyperlink r:id="rId14" w:history="1">
-          <w:r>
-            <w:rPr>
-              <w:rStyle w:val="Hyperlink"/>
-            </w:rPr>
-            <w:t>DOI: 10</w:t>
-          </w:r>
-        </w:hyperlink>
-      </w:r>
-      <w:r>
-        <w:rPr>
-          <w:u w:val="single" w:color="0000ff"/>
-          <w:rFonts w:ascii="Charis SIL Regular" w:hAnsi="Charis SIL Regular" w:eastAsia="Charis SIL Regular"/>
-          <w:b w:val="0"/>
-          <w:i w:val="0"/>
-          <w:color w:val="000000"/>
-          <w:sz w:val="24"/>
-        </w:rPr>
-        <w:hyperlink r:id="rId14" w:history="1">
-          <w:r>
-            <w:rPr>
-              <w:rStyle w:val="Hyperlink"/>
-            </w:rPr>
-            <w:t>.1163/97890045</w:t>
-          </w:r>
-        </w:hyperlink>
-      </w:r>
-      <w:r>
-        <w:rPr>
-          <w:u w:val="single" w:color="0000ff"/>
-          <w:rFonts w:ascii="Charis SIL Regular" w:hAnsi="Charis SIL Regular" w:eastAsia="Charis SIL Regular"/>
-          <w:b w:val="0"/>
-          <w:i w:val="0"/>
-          <w:color w:val="000000"/>
-          <w:sz w:val="24"/>
-        </w:rPr>
-        <w:hyperlink r:id="rId14" w:history="1">
-          <w:r>
-            <w:rPr>
-              <w:rStyle w:val="Hyperlink"/>
-            </w:rPr>
-            <w:t>89124</w:t>
-          </w:r>
-        </w:hyperlink>
-      </w:r>
-    </w:p>
-    <w:p>
-      <w:pPr>
-        <w:autoSpaceDN w:val="0"/>
-        <w:autoSpaceDE w:val="0"/>
-        <w:widowControl/>
-        <w:spacing w:line="352" w:lineRule="exact" w:before="176" w:after="0"/>
-        <w:ind w:left="0" w:right="0" w:firstLine="0"/>
-        <w:jc w:val="left"/>
-      </w:pPr>
-      <w:r>
-        <w:rPr>
-          <w:rFonts w:ascii="Charis SIL Regular" w:hAnsi="Charis SIL Regular" w:eastAsia="Charis SIL Regular"/>
-          <w:b w:val="0"/>
-          <w:i w:val="0"/>
-          <w:color w:val="000000"/>
-          <w:sz w:val="24"/>
-        </w:rPr>
-        <w:t>Boek:</w:t>
-      </w:r>
-    </w:p>
-    <w:p>
-      <w:pPr>
-        <w:autoSpaceDN w:val="0"/>
-        <w:autoSpaceDE w:val="0"/>
-        <w:widowControl/>
-        <w:spacing w:line="288" w:lineRule="exact" w:before="240" w:after="0"/>
-        <w:ind w:left="800" w:right="720" w:firstLine="0"/>
-        <w:jc w:val="left"/>
-      </w:pPr>
-      <w:r>
-        <w:rPr>
-          <w:rFonts w:ascii="Charis SIL Italic" w:hAnsi="Charis SIL Italic" w:eastAsia="Charis SIL Italic"/>
-          <w:b w:val="0"/>
-          <w:i/>
-          <w:color w:val="000000"/>
-          <w:sz w:val="24"/>
-        </w:rPr>
-        <w:t xml:space="preserve">Bonaparte, Roland. Les habitants de Suriname: notes recueillies à l’exposition </w:t>
-      </w:r>
-      <w:r>
-        <w:rPr>
-          <w:rFonts w:ascii="Charis SIL Italic" w:hAnsi="Charis SIL Italic" w:eastAsia="Charis SIL Italic"/>
-          <w:b w:val="0"/>
-          <w:i/>
-          <w:color w:val="000000"/>
-          <w:sz w:val="24"/>
-        </w:rPr>
-        <w:t>coloniale d’Amsterdam en 1883, 1884.</w:t>
-      </w:r>
-      <w:r>
-        <w:rPr>
-          <w:rFonts w:ascii="Charis SIL Italic" w:hAnsi="Charis SIL Italic" w:eastAsia="Charis SIL Italic"/>
-          <w:b w:val="0"/>
-          <w:i/>
-          <w:color w:val="000000"/>
-          <w:sz w:val="24"/>
-        </w:rPr>
-        <w:t xml:space="preserve">Boek met daarin een collectie aan foto's </w:t>
-      </w:r>
-      <w:r>
-        <w:rPr>
-          <w:rFonts w:ascii="Charis SIL Italic" w:hAnsi="Charis SIL Italic" w:eastAsia="Charis SIL Italic"/>
-          <w:b w:val="0"/>
-          <w:i/>
-          <w:color w:val="000000"/>
-          <w:sz w:val="24"/>
-        </w:rPr>
-        <w:t xml:space="preserve">van de Surinaamse mensen die tentoon werden gesteld tijdens de </w:t>
-      </w:r>
-      <w:r>
-        <w:br/>
-      </w:r>
-      <w:r>
-        <w:rPr>
-          <w:rFonts w:ascii="Charis SIL Italic" w:hAnsi="Charis SIL Italic" w:eastAsia="Charis SIL Italic"/>
-          <w:b w:val="0"/>
-          <w:i/>
-          <w:color w:val="000000"/>
-          <w:sz w:val="24"/>
-        </w:rPr>
-        <w:t>Wereldtentoonstelling.</w:t>
-      </w:r>
-    </w:p>
-    <w:p>
-      <w:pPr>
-        <w:autoSpaceDN w:val="0"/>
-        <w:autoSpaceDE w:val="0"/>
-        <w:widowControl/>
-        <w:spacing w:line="352" w:lineRule="exact" w:before="176" w:after="0"/>
-        <w:ind w:left="800" w:right="0" w:firstLine="0"/>
-        <w:jc w:val="left"/>
-      </w:pPr>
-      <w:r>
-        <w:rPr>
-          <w:rFonts w:ascii="Charis SIL Regular" w:hAnsi="Charis SIL Regular" w:eastAsia="Charis SIL Regular"/>
-          <w:b w:val="0"/>
-          <w:i w:val="0"/>
-          <w:color w:val="0000FF"/>
-          <w:sz w:val="24"/>
-          <w:u w:val="single"/>
-        </w:rPr>
-        <w:hyperlink r:id="rId16" w:history="1">
-          <w:r>
-            <w:rPr>
-              <w:rStyle w:val="Hyperlink"/>
-            </w:rPr>
-            <w:t>http://</w:t>
-          </w:r>
-        </w:hyperlink>
-      </w:r>
-      <w:r>
-        <w:rPr>
-          <w:rFonts w:ascii="Charis SIL Regular" w:hAnsi="Charis SIL Regular" w:eastAsia="Charis SIL Regular"/>
-          <w:b w:val="0"/>
-          <w:i w:val="0"/>
-          <w:color w:val="0000FF"/>
-          <w:sz w:val="24"/>
-          <w:u w:val="single"/>
-        </w:rPr>
-        <w:hyperlink r:id="rId16" w:history="1">
-          <w:r>
-            <w:rPr>
-              <w:rStyle w:val="Hyperlink"/>
-            </w:rPr>
-            <w:t>hdl.handle.net/1887.1/</w:t>
-          </w:r>
-        </w:hyperlink>
-      </w:r>
-      <w:r>
-        <w:rPr>
-          <w:rFonts w:ascii="Charis SIL Regular" w:hAnsi="Charis SIL Regular" w:eastAsia="Charis SIL Regular"/>
-          <w:b w:val="0"/>
-          <w:i w:val="0"/>
-          <w:color w:val="0000FF"/>
-          <w:sz w:val="24"/>
-          <w:u w:val="single"/>
-        </w:rPr>
-        <w:hyperlink r:id="rId16" w:history="1">
-          <w:r>
-            <w:rPr>
-              <w:rStyle w:val="Hyperlink"/>
-            </w:rPr>
-            <w:t>item:972422</w:t>
-          </w:r>
-        </w:hyperlink>
-      </w:r>
-      <w:r>
-        <w:rPr>
-          <w:rFonts w:ascii="Charis SIL Regular" w:hAnsi="Charis SIL Regular" w:eastAsia="Charis SIL Regular"/>
-          <w:b w:val="0"/>
-          <w:i w:val="0"/>
-          <w:color w:val="000000"/>
-          <w:sz w:val="24"/>
-        </w:rPr>
-        <w:t xml:space="preserve">, </w:t>
-      </w:r>
-      <w:r>
-        <w:rPr>
-          <w:rFonts w:ascii="Charis SIL Regular" w:hAnsi="Charis SIL Regular" w:eastAsia="Charis SIL Regular"/>
-          <w:b w:val="0"/>
-          <w:i w:val="0"/>
-          <w:color w:val="0000FF"/>
-          <w:sz w:val="24"/>
-          <w:u w:val="single"/>
-        </w:rPr>
-        <w:hyperlink r:id="rId17" w:history="1">
-          <w:r>
-            <w:rPr>
-              <w:rStyle w:val="Hyperlink"/>
-            </w:rPr>
-            <w:t>WorldCat</w:t>
-          </w:r>
-        </w:hyperlink>
-      </w:r>
-      <w:r>
-        <w:rPr>
-          <w:rFonts w:ascii="Charis SIL Regular" w:hAnsi="Charis SIL Regular" w:eastAsia="Charis SIL Regular"/>
-          <w:b w:val="0"/>
-          <w:i w:val="0"/>
-          <w:color w:val="0000FF"/>
-          <w:sz w:val="24"/>
-          <w:u w:val="single"/>
-        </w:rPr>
-        <w:t xml:space="preserve"> </w:t>
-      </w:r>
-      <w:r>
-        <w:rPr>
-          <w:rFonts w:ascii="Charis SIL Regular" w:hAnsi="Charis SIL Regular" w:eastAsia="Charis SIL Regular"/>
-          <w:b w:val="0"/>
-          <w:i w:val="0"/>
-          <w:color w:val="0000FF"/>
-          <w:sz w:val="24"/>
-          <w:u w:val="single"/>
-        </w:rPr>
-        <w:hyperlink r:id="rId17" w:history="1">
-          <w:r>
-            <w:rPr>
-              <w:rStyle w:val="Hyperlink"/>
-            </w:rPr>
-            <w:t>906298688</w:t>
-          </w:r>
-        </w:hyperlink>
-      </w:r>
-    </w:p>
-    <w:p>
-      <w:pPr>
-        <w:autoSpaceDN w:val="0"/>
-        <w:autoSpaceDE w:val="0"/>
-        <w:widowControl/>
-        <w:spacing w:line="352" w:lineRule="exact" w:before="176" w:after="0"/>
-        <w:ind w:left="0" w:right="0" w:firstLine="0"/>
-        <w:jc w:val="left"/>
-      </w:pPr>
-      <w:r>
-        <w:rPr>
-          <w:rFonts w:ascii="Charis SIL Regular" w:hAnsi="Charis SIL Regular" w:eastAsia="Charis SIL Regular"/>
-          <w:b w:val="0"/>
-          <w:i w:val="0"/>
-          <w:color w:val="000000"/>
-          <w:sz w:val="24"/>
-        </w:rPr>
-        <w:t>Dissertatie:</w:t>
-      </w:r>
-    </w:p>
-    <w:p>
-      <w:pPr>
-        <w:autoSpaceDN w:val="0"/>
-        <w:autoSpaceDE w:val="0"/>
-        <w:widowControl/>
-        <w:spacing w:line="288" w:lineRule="exact" w:before="240" w:after="0"/>
-        <w:ind w:left="800" w:right="288" w:firstLine="0"/>
-        <w:jc w:val="left"/>
-      </w:pPr>
-      <w:r>
-        <w:rPr>
-          <w:rFonts w:ascii="Charis SIL Italic" w:hAnsi="Charis SIL Italic" w:eastAsia="Charis SIL Italic"/>
-          <w:b w:val="0"/>
-          <w:i/>
-          <w:color w:val="000000"/>
-          <w:sz w:val="24"/>
-        </w:rPr>
-        <w:t>Bloembergen, M. ‘Koloniale Vertoningen</w:t>
-      </w:r>
-      <w:r>
-        <w:rPr>
-          <w:rFonts w:ascii="Charis SIL Italic" w:hAnsi="Charis SIL Italic" w:eastAsia="Charis SIL Italic"/>
-          <w:b w:val="0"/>
-          <w:i/>
-          <w:color w:val="000000"/>
-          <w:sz w:val="24"/>
-        </w:rPr>
-        <w:t xml:space="preserve">: De Verbeelding van Nederlands-Indië Op </w:t>
-      </w:r>
-      <w:r>
-        <w:rPr>
-          <w:rFonts w:ascii="Charis SIL Italic" w:hAnsi="Charis SIL Italic" w:eastAsia="Charis SIL Italic"/>
-          <w:b w:val="0"/>
-          <w:i/>
-          <w:color w:val="000000"/>
-          <w:sz w:val="24"/>
-        </w:rPr>
-        <w:t>de Wereldtentoonstellingen (1880-1931)’, 2001.</w:t>
-      </w:r>
-      <w:r>
-        <w:rPr>
-          <w:rFonts w:ascii="Charis SIL Italic" w:hAnsi="Charis SIL Italic" w:eastAsia="Charis SIL Italic"/>
-          <w:b w:val="0"/>
-          <w:i/>
-          <w:color w:val="000000"/>
-          <w:sz w:val="24"/>
-        </w:rPr>
-        <w:t xml:space="preserve">Dissertatie uit 2001 die ingaat op </w:t>
-      </w:r>
-      <w:r>
-        <w:rPr>
-          <w:rFonts w:ascii="Charis SIL Italic" w:hAnsi="Charis SIL Italic" w:eastAsia="Charis SIL Italic"/>
-          <w:b w:val="0"/>
-          <w:i/>
-          <w:color w:val="000000"/>
-          <w:sz w:val="24"/>
-        </w:rPr>
-        <w:t>de verschillende manieren waarop voormalig Nederlands-Indië werd</w:t>
-      </w:r>
-    </w:p>
-    <w:p>
-      <w:pPr>
-        <w:sectPr>
-          <w:pgSz w:w="11900" w:h="16840"/>
-          <w:pgMar w:top="324" w:right="1440" w:bottom="492" w:left="960" w:header="720" w:footer="720" w:gutter="0"/>
-          <w:cols/>
-          <w:docGrid w:linePitch="360"/>
-        </w:sectPr>
-      </w:pPr>
-    </w:p>
-    <w:p>
-      <w:pPr>
-        <w:autoSpaceDN w:val="0"/>
-        <w:autoSpaceDE w:val="0"/>
-        <w:widowControl/>
-        <w:spacing w:line="220" w:lineRule="exact" w:before="0" w:after="104"/>
-        <w:ind w:left="0" w:right="0"/>
-      </w:pPr>
-    </w:p>
-    <w:p>
-      <w:pPr>
-        <w:autoSpaceDN w:val="0"/>
-        <w:autoSpaceDE w:val="0"/>
-        <w:widowControl/>
-        <w:spacing w:line="288" w:lineRule="exact" w:before="64" w:after="0"/>
-        <w:ind w:left="800" w:right="1008" w:firstLine="0"/>
-        <w:jc w:val="left"/>
-      </w:pPr>
-      <w:r>
-        <w:rPr>
-          <w:rFonts w:ascii="Charis SIL Italic" w:hAnsi="Charis SIL Italic" w:eastAsia="Charis SIL Italic"/>
-          <w:b w:val="0"/>
-          <w:i/>
-          <w:color w:val="000000"/>
-          <w:sz w:val="24"/>
-        </w:rPr>
-        <w:t xml:space="preserve">gerepresenteerd op verschillende wereldtentoonstellingen. Biedt ook gedetailleerde </w:t>
-      </w:r>
-      <w:r>
-        <w:rPr>
-          <w:rFonts w:ascii="Charis SIL Italic" w:hAnsi="Charis SIL Italic" w:eastAsia="Charis SIL Italic"/>
-          <w:b w:val="0"/>
-          <w:i/>
-          <w:color w:val="000000"/>
-          <w:sz w:val="24"/>
-        </w:rPr>
-        <w:t>informatie over de wereldtentoonstelling in 1883 in Amsterdam (p. 46-86).</w:t>
-      </w:r>
-    </w:p>
-    <w:p>
-      <w:pPr>
-        <w:autoSpaceDN w:val="0"/>
-        <w:autoSpaceDE w:val="0"/>
-        <w:widowControl/>
-        <w:spacing w:line="288" w:lineRule="exact" w:before="240" w:after="0"/>
-        <w:ind w:left="800" w:right="2592" w:firstLine="0"/>
-        <w:jc w:val="left"/>
-      </w:pPr>
-      <w:r>
-        <w:rPr>
-          <w:rFonts w:ascii="Charis SIL Regular" w:hAnsi="Charis SIL Regular" w:eastAsia="Charis SIL Regular"/>
-          <w:b w:val="0"/>
-          <w:i w:val="0"/>
-          <w:color w:val="0000FF"/>
-          <w:sz w:val="24"/>
-          <w:u w:val="single"/>
-        </w:rPr>
-        <w:hyperlink r:id="rId18" w:history="1">
-          <w:r>
-            <w:rPr>
-              <w:rStyle w:val="Hyperlink"/>
-            </w:rPr>
-            <w:t>https://</w:t>
-          </w:r>
-        </w:hyperlink>
-      </w:r>
-      <w:r>
-        <w:rPr>
-          <w:rFonts w:ascii="Charis SIL Regular" w:hAnsi="Charis SIL Regular" w:eastAsia="Charis SIL Regular"/>
-          <w:b w:val="0"/>
-          <w:i w:val="0"/>
-          <w:color w:val="0000FF"/>
-          <w:sz w:val="24"/>
-          <w:u w:val="single"/>
-        </w:rPr>
-        <w:hyperlink r:id="rId18" w:history="1">
-          <w:r>
-            <w:rPr>
-              <w:rStyle w:val="Hyperlink"/>
-            </w:rPr>
-            <w:t>dare.uva.nl/</w:t>
-          </w:r>
-        </w:hyperlink>
-      </w:r>
-      <w:r>
-        <w:rPr>
-          <w:rFonts w:ascii="Charis SIL Regular" w:hAnsi="Charis SIL Regular" w:eastAsia="Charis SIL Regular"/>
-          <w:b w:val="0"/>
-          <w:i w:val="0"/>
-          <w:color w:val="0000FF"/>
-          <w:sz w:val="24"/>
-          <w:u w:val="single"/>
-        </w:rPr>
-        <w:hyperlink r:id="rId18" w:history="1">
-          <w:r>
-            <w:rPr>
-              <w:rStyle w:val="Hyperlink"/>
-            </w:rPr>
-            <w:t>search?</w:t>
-          </w:r>
-        </w:hyperlink>
-      </w:r>
-      <w:r>
-        <w:rPr>
-          <w:rFonts w:ascii="Charis SIL Regular" w:hAnsi="Charis SIL Regular" w:eastAsia="Charis SIL Regular"/>
-          <w:b w:val="0"/>
-          <w:i w:val="0"/>
-          <w:color w:val="0000FF"/>
-          <w:sz w:val="24"/>
-          <w:u w:val="single"/>
-        </w:rPr>
-        <w:hyperlink r:id="rId18" w:history="1">
-          <w:r>
-            <w:rPr>
-              <w:rStyle w:val="Hyperlink"/>
-            </w:rPr>
-            <w:t>identifier=261ddb19-419d-489</w:t>
-          </w:r>
-        </w:hyperlink>
-      </w:r>
-      <w:r>
-        <w:rPr>
-          <w:rFonts w:ascii="Charis SIL Regular" w:hAnsi="Charis SIL Regular" w:eastAsia="Charis SIL Regular"/>
-          <w:b w:val="0"/>
-          <w:i w:val="0"/>
-          <w:color w:val="0000FF"/>
-          <w:sz w:val="24"/>
-          <w:u w:val="single"/>
-        </w:rPr>
-        <w:t>d</w:t>
-      </w:r>
-      <w:r>
-        <w:rPr>
-          <w:rFonts w:ascii="Charis SIL Regular" w:hAnsi="Charis SIL Regular" w:eastAsia="Charis SIL Regular"/>
-          <w:b w:val="0"/>
-          <w:i w:val="0"/>
-          <w:color w:val="0000FF"/>
-          <w:sz w:val="24"/>
-        </w:rPr>
-        <w:t>-</w:t>
-      </w:r>
-      <w:r>
-        <w:rPr>
-          <w:rFonts w:ascii="Charis SIL Regular" w:hAnsi="Charis SIL Regular" w:eastAsia="Charis SIL Regular"/>
-          <w:b w:val="0"/>
-          <w:i w:val="0"/>
-          <w:color w:val="0000FF"/>
-          <w:sz w:val="24"/>
-          <w:u w:val="single"/>
-        </w:rPr>
-        <w:hyperlink r:id="rId18" w:history="1">
-          <w:r>
-            <w:rPr>
-              <w:rStyle w:val="Hyperlink"/>
-            </w:rPr>
-            <w:t>a977-0a</w:t>
-          </w:r>
-        </w:hyperlink>
-      </w:r>
-      <w:r>
-        <w:rPr>
-          <w:rFonts w:ascii="Charis SIL Regular" w:hAnsi="Charis SIL Regular" w:eastAsia="Charis SIL Regular"/>
-          <w:b w:val="0"/>
-          <w:i w:val="0"/>
-          <w:color w:val="0000FF"/>
-          <w:sz w:val="24"/>
-          <w:u w:val="single"/>
-        </w:rPr>
-        <w:hyperlink r:id="rId18" w:history="1">
-          <w:r>
-            <w:rPr>
-              <w:rStyle w:val="Hyperlink"/>
-            </w:rPr>
-            <w:t>6e0adf3734</w:t>
-          </w:r>
-        </w:hyperlink>
-      </w:r>
-      <w:r>
-        <w:rPr>
-          <w:u w:val="single" w:color="0000ff"/>
-          <w:rFonts w:ascii="Charis SIL Regular" w:hAnsi="Charis SIL Regular" w:eastAsia="Charis SIL Regular"/>
-          <w:b w:val="0"/>
-          <w:i w:val="0"/>
-          <w:color w:val="000000"/>
-          <w:sz w:val="24"/>
-        </w:rPr>
-        <w:hyperlink r:id="rId18" w:history="1">
-          <w:r>
-            <w:rPr>
-              <w:rStyle w:val="Hyperlink"/>
-            </w:rPr>
-            <w:t xml:space="preserve">, </w:t>
-          </w:r>
-        </w:hyperlink>
-      </w:r>
-      <w:r>
-        <w:rPr>
-          <w:rFonts w:ascii="Charis SIL Regular" w:hAnsi="Charis SIL Regular" w:eastAsia="Charis SIL Regular"/>
-          <w:b w:val="0"/>
-          <w:i w:val="0"/>
-          <w:color w:val="0000FF"/>
-          <w:sz w:val="24"/>
-          <w:u w:val="single"/>
-        </w:rPr>
-        <w:hyperlink r:id="rId18" w:history="1">
-          <w:r>
-            <w:rPr>
-              <w:rStyle w:val="Hyperlink"/>
-            </w:rPr>
-            <w:t>World</w:t>
-          </w:r>
-        </w:hyperlink>
-      </w:r>
-      <w:r>
-        <w:rPr>
-          <w:rFonts w:ascii="Charis SIL Regular" w:hAnsi="Charis SIL Regular" w:eastAsia="Charis SIL Regular"/>
-          <w:b w:val="0"/>
-          <w:i w:val="0"/>
-          <w:color w:val="0000FF"/>
-          <w:sz w:val="24"/>
-          <w:u w:val="single"/>
-        </w:rPr>
-        <w:hyperlink r:id="rId19" w:history="1">
-          <w:r>
-            <w:rPr>
-              <w:rStyle w:val="Hyperlink"/>
-            </w:rPr>
-            <w:t>Cat</w:t>
-          </w:r>
-        </w:hyperlink>
-      </w:r>
-      <w:r>
-        <w:rPr>
-          <w:rFonts w:ascii="Charis SIL Regular" w:hAnsi="Charis SIL Regular" w:eastAsia="Charis SIL Regular"/>
-          <w:b w:val="0"/>
-          <w:i w:val="0"/>
-          <w:color w:val="0000FF"/>
-          <w:sz w:val="24"/>
-          <w:u w:val="single"/>
-        </w:rPr>
-        <w:t xml:space="preserve"> </w:t>
-      </w:r>
-      <w:r>
-        <w:rPr>
-          <w:rFonts w:ascii="Charis SIL Regular" w:hAnsi="Charis SIL Regular" w:eastAsia="Charis SIL Regular"/>
-          <w:b w:val="0"/>
-          <w:i w:val="0"/>
-          <w:color w:val="0000FF"/>
-          <w:sz w:val="24"/>
-          <w:u w:val="single"/>
-        </w:rPr>
-        <w:hyperlink r:id="rId18" w:history="1">
-          <w:r>
-            <w:rPr>
-              <w:rStyle w:val="Hyperlink"/>
-            </w:rPr>
-            <w:t>67053775</w:t>
-          </w:r>
-        </w:hyperlink>
-      </w:r>
-    </w:p>
-    <w:p>
-      <w:pPr>
-        <w:autoSpaceDN w:val="0"/>
-        <w:autoSpaceDE w:val="0"/>
-        <w:widowControl/>
-        <w:spacing w:line="352" w:lineRule="exact" w:before="176" w:after="0"/>
-        <w:ind w:left="0" w:right="0" w:firstLine="0"/>
-        <w:jc w:val="left"/>
-      </w:pPr>
-      <w:r>
-        <w:rPr>
-          <w:rFonts w:ascii="Charis SIL Regular" w:hAnsi="Charis SIL Regular" w:eastAsia="Charis SIL Regular"/>
-          <w:b w:val="0"/>
-          <w:i w:val="0"/>
-          <w:color w:val="000000"/>
-          <w:sz w:val="24"/>
-        </w:rPr>
-        <w:t>Artikel:</w:t>
-      </w:r>
-    </w:p>
-    <w:p>
-      <w:pPr>
-        <w:autoSpaceDN w:val="0"/>
-        <w:autoSpaceDE w:val="0"/>
-        <w:widowControl/>
-        <w:spacing w:line="288" w:lineRule="exact" w:before="240" w:after="0"/>
-        <w:ind w:left="800" w:right="864" w:firstLine="0"/>
-        <w:jc w:val="left"/>
-      </w:pPr>
-      <w:r>
-        <w:rPr>
-          <w:rFonts w:ascii="Charis SIL Italic" w:hAnsi="Charis SIL Italic" w:eastAsia="Charis SIL Italic"/>
-          <w:b w:val="0"/>
-          <w:i/>
-          <w:color w:val="000000"/>
-          <w:sz w:val="24"/>
-        </w:rPr>
-        <w:t xml:space="preserve">Alberdingk Thijm, J.A., 'De waereldtentoonstelling van 1883.' De Gids 47, no. 3 </w:t>
-      </w:r>
-      <w:r>
-        <w:rPr>
-          <w:rFonts w:ascii="Charis SIL Italic" w:hAnsi="Charis SIL Italic" w:eastAsia="Charis SIL Italic"/>
-          <w:b w:val="0"/>
-          <w:i/>
-          <w:color w:val="000000"/>
-          <w:sz w:val="24"/>
-        </w:rPr>
-        <w:t>(1883): 292–310.</w:t>
-      </w:r>
-      <w:r>
-        <w:rPr>
-          <w:rFonts w:ascii="Charis SIL Italic" w:hAnsi="Charis SIL Italic" w:eastAsia="Charis SIL Italic"/>
-          <w:b w:val="0"/>
-          <w:i/>
-          <w:color w:val="000000"/>
-          <w:sz w:val="24"/>
-        </w:rPr>
-        <w:t xml:space="preserve">Artikel van J.A. Alberdink Thijm in tijdschrift De Gids uit 1883 </w:t>
-      </w:r>
-      <w:r>
-        <w:rPr>
-          <w:rFonts w:ascii="Charis SIL Italic" w:hAnsi="Charis SIL Italic" w:eastAsia="Charis SIL Italic"/>
-          <w:b w:val="0"/>
-          <w:i/>
-          <w:color w:val="000000"/>
-          <w:sz w:val="24"/>
-        </w:rPr>
-        <w:t>over de wereldtentoonstelling van dat jaar in Amsterdam.</w:t>
-      </w:r>
-    </w:p>
-    <w:p>
-      <w:pPr>
-        <w:autoSpaceDN w:val="0"/>
-        <w:autoSpaceDE w:val="0"/>
-        <w:widowControl/>
-        <w:spacing w:line="352" w:lineRule="exact" w:before="176" w:after="0"/>
-        <w:ind w:left="800" w:right="0" w:firstLine="0"/>
-        <w:jc w:val="left"/>
-      </w:pPr>
-      <w:r>
-        <w:rPr>
-          <w:rFonts w:ascii="Charis SIL Regular" w:hAnsi="Charis SIL Regular" w:eastAsia="Charis SIL Regular"/>
-          <w:b w:val="0"/>
-          <w:i w:val="0"/>
-          <w:color w:val="0000FF"/>
-          <w:sz w:val="24"/>
-        </w:rPr>
-        <w:hyperlink r:id="rId20" w:history="1">
-          <w:r>
-            <w:rPr>
-              <w:rStyle w:val="Hyperlink"/>
-            </w:rPr>
-            <w:t>https://</w:t>
-          </w:r>
-        </w:hyperlink>
-      </w:r>
-      <w:r>
-        <w:rPr>
-          <w:rFonts w:ascii="Charis SIL Regular" w:hAnsi="Charis SIL Regular" w:eastAsia="Charis SIL Regular"/>
-          <w:b w:val="0"/>
-          <w:i w:val="0"/>
-          <w:color w:val="0000FF"/>
-          <w:sz w:val="24"/>
-        </w:rPr>
-        <w:hyperlink r:id="rId20" w:history="1">
-          <w:r>
-            <w:rPr>
-              <w:rStyle w:val="Hyperlink"/>
-            </w:rPr>
-            <w:t>www.dbnl.org/</w:t>
-          </w:r>
-        </w:hyperlink>
-      </w:r>
-      <w:r>
-        <w:rPr>
-          <w:rFonts w:ascii="Charis SIL Regular" w:hAnsi="Charis SIL Regular" w:eastAsia="Charis SIL Regular"/>
-          <w:b w:val="0"/>
-          <w:i w:val="0"/>
-          <w:color w:val="0000FF"/>
-          <w:sz w:val="24"/>
-        </w:rPr>
-        <w:hyperlink r:id="rId20" w:history="1">
-          <w:r>
-            <w:rPr>
-              <w:rStyle w:val="Hyperlink"/>
-            </w:rPr>
-            <w:t>tekst/</w:t>
-          </w:r>
-        </w:hyperlink>
-      </w:r>
-      <w:r>
-        <w:rPr>
-          <w:rFonts w:ascii="Charis SIL Regular" w:hAnsi="Charis SIL Regular" w:eastAsia="Charis SIL Regular"/>
-          <w:b w:val="0"/>
-          <w:i w:val="0"/>
-          <w:color w:val="0000FF"/>
-          <w:sz w:val="24"/>
-        </w:rPr>
-        <w:hyperlink r:id="rId20" w:history="1">
-          <w:r>
-            <w:rPr>
-              <w:rStyle w:val="Hyperlink"/>
-            </w:rPr>
-            <w:t>_gid001188301_01/</w:t>
-          </w:r>
-        </w:hyperlink>
-      </w:r>
-      <w:r>
-        <w:rPr>
-          <w:rFonts w:ascii="Charis SIL Regular" w:hAnsi="Charis SIL Regular" w:eastAsia="Charis SIL Regular"/>
-          <w:b w:val="0"/>
-          <w:i w:val="0"/>
-          <w:color w:val="0000FF"/>
-          <w:sz w:val="24"/>
-        </w:rPr>
-        <w:hyperlink r:id="rId20" w:history="1">
-          <w:r>
-            <w:rPr>
-              <w:rStyle w:val="Hyperlink"/>
-            </w:rPr>
-            <w:t>_gid001188301_01_0084.php</w:t>
-          </w:r>
-        </w:hyperlink>
-      </w:r>
-    </w:p>
-    <w:p>
-      <w:pPr>
-        <w:autoSpaceDN w:val="0"/>
-        <w:autoSpaceDE w:val="0"/>
-        <w:widowControl/>
-        <w:spacing w:line="538" w:lineRule="exact" w:before="478" w:after="0"/>
-        <w:ind w:left="0" w:right="0" w:firstLine="0"/>
+        <w:spacing w:line="540" w:lineRule="exact" w:before="530" w:after="0"/>
+        <w:ind w:left="10" w:right="0" w:firstLine="0"/>
         <w:jc w:val="left"/>
       </w:pPr>
       <w:r>
@@ -2574,8 +733,8 @@
         <w:autoSpaceDN w:val="0"/>
         <w:autoSpaceDE w:val="0"/>
         <w:widowControl/>
-        <w:spacing w:line="352" w:lineRule="exact" w:before="230" w:after="0"/>
-        <w:ind w:left="0" w:right="0" w:firstLine="0"/>
+        <w:spacing w:line="352" w:lineRule="exact" w:before="228" w:after="0"/>
+        <w:ind w:left="10" w:right="0" w:firstLine="0"/>
         <w:jc w:val="left"/>
       </w:pPr>
       <w:r>
@@ -2621,7 +780,7 @@
     </w:p>
     <w:sectPr>
       <w:pgSz w:w="11900" w:h="16840"/>
-      <w:pgMar w:top="324" w:right="940" w:bottom="1440" w:left="960" w:header="720" w:footer="720" w:gutter="0"/>
+      <w:pgMar w:top="448" w:right="940" w:bottom="1440" w:left="950" w:header="720" w:footer="720" w:gutter="0"/>
       <w:cols/>
       <w:docGrid w:linePitch="360"/>
     </w:sectPr>

--- a/EXPORTS/DOCX/review/niveau3/Dutch/Arnhem1928.docx
+++ b/EXPORTS/DOCX/review/niveau3/Dutch/Arnhem1928.docx
@@ -753,9 +753,9 @@
         <w:autoSpaceDN w:val="0"/>
         <w:autoSpaceDE w:val="0"/>
         <w:widowControl/>
-        <w:spacing w:line="288" w:lineRule="exact" w:before="240" w:after="0"/>
-        <w:ind w:left="0" w:right="3744" w:firstLine="0"/>
-        <w:jc w:val="center"/>
+        <w:spacing w:line="352" w:lineRule="exact" w:before="176" w:after="0"/>
+        <w:ind w:left="10" w:right="0" w:firstLine="0"/>
+        <w:jc w:val="left"/>
       </w:pPr>
       <w:r>
         <w:rPr>
@@ -765,17 +765,7 @@
           <w:color w:val="000000"/>
           <w:sz w:val="24"/>
         </w:rPr>
-        <w:t xml:space="preserve">first edited by Wiebe Reints as original_author on 2025-03-04 </w:t>
-      </w:r>
-      <w:r>
-        <w:rPr>
-          <w:rFonts w:ascii="Charis SIL Italic" w:hAnsi="Charis SIL Italic" w:eastAsia="Charis SIL Italic"/>
-          <w:b w:val="0"/>
-          <w:i/>
-          <w:color w:val="000000"/>
-          <w:sz w:val="24"/>
-        </w:rPr>
-        <w:t>last edited by Wiebe Reints as original_author on 2025-12-23</w:t>
+        <w:t>last edited by Maarten van der Bent as original_author on 2026-06-17</w:t>
       </w:r>
     </w:p>
     <w:sectPr>

--- a/EXPORTS/DOCX/review/niveau3/Dutch/Arnhem1928.docx
+++ b/EXPORTS/DOCX/review/niveau3/Dutch/Arnhem1928.docx
@@ -170,7 +170,7 @@
           <w:sz w:val="24"/>
           <w:u w:val="single"/>
         </w:rPr>
-        <w:hyperlink r:id="rId9" w:history="1">
+        <w:hyperlink r:id="rId10" w:history="1">
           <w:r>
             <w:rPr>
               <w:rStyle w:val="Hyperlink"/>
@@ -201,7 +201,7 @@
           <w:sz w:val="24"/>
           <w:u w:val="single"/>
         </w:rPr>
-        <w:hyperlink r:id="rId10" w:history="1">
+        <w:hyperlink r:id="rId11" w:history="1">
           <w:r>
             <w:rPr>
               <w:rStyle w:val="Hyperlink"/>
@@ -229,7 +229,7 @@
           <w:sz w:val="24"/>
           <w:u w:val="single"/>
         </w:rPr>
-        <w:hyperlink r:id="rId11" w:history="1">
+        <w:hyperlink r:id="rId12" w:history="1">
           <w:r>
             <w:rPr>
               <w:rStyle w:val="Hyperlink"/>
@@ -258,7 +258,7 @@
           <w:sz w:val="24"/>
           <w:u w:val="single"/>
         </w:rPr>
-        <w:hyperlink r:id="rId11" w:history="1">
+        <w:hyperlink r:id="rId12" w:history="1">
           <w:r>
             <w:rPr>
               <w:rStyle w:val="Hyperlink"/>
@@ -287,7 +287,7 @@
           <w:sz w:val="24"/>
           <w:u w:val="single"/>
         </w:rPr>
-        <w:hyperlink r:id="rId11" w:history="1">
+        <w:hyperlink r:id="rId12" w:history="1">
           <w:r>
             <w:rPr>
               <w:rStyle w:val="Hyperlink"/>
@@ -316,7 +316,7 @@
           <w:sz w:val="24"/>
           <w:u w:val="single"/>
         </w:rPr>
-        <w:hyperlink r:id="rId11" w:history="1">
+        <w:hyperlink r:id="rId12" w:history="1">
           <w:r>
             <w:rPr>
               <w:rStyle w:val="Hyperlink"/>

--- a/EXPORTS/DOCX/review/niveau3/Dutch/Arnhem1928.docx
+++ b/EXPORTS/DOCX/review/niveau3/Dutch/Arnhem1928.docx
@@ -170,7 +170,7 @@
           <w:sz w:val="24"/>
           <w:u w:val="single"/>
         </w:rPr>
-        <w:hyperlink r:id="rId10" w:history="1">
+        <w:hyperlink r:id="rId9" w:history="1">
           <w:r>
             <w:rPr>
               <w:rStyle w:val="Hyperlink"/>
@@ -201,7 +201,7 @@
           <w:sz w:val="24"/>
           <w:u w:val="single"/>
         </w:rPr>
-        <w:hyperlink r:id="rId11" w:history="1">
+        <w:hyperlink r:id="rId10" w:history="1">
           <w:r>
             <w:rPr>
               <w:rStyle w:val="Hyperlink"/>
@@ -229,7 +229,7 @@
           <w:sz w:val="24"/>
           <w:u w:val="single"/>
         </w:rPr>
-        <w:hyperlink r:id="rId12" w:history="1">
+        <w:hyperlink r:id="rId11" w:history="1">
           <w:r>
             <w:rPr>
               <w:rStyle w:val="Hyperlink"/>
@@ -258,7 +258,7 @@
           <w:sz w:val="24"/>
           <w:u w:val="single"/>
         </w:rPr>
-        <w:hyperlink r:id="rId12" w:history="1">
+        <w:hyperlink r:id="rId11" w:history="1">
           <w:r>
             <w:rPr>
               <w:rStyle w:val="Hyperlink"/>
@@ -287,7 +287,7 @@
           <w:sz w:val="24"/>
           <w:u w:val="single"/>
         </w:rPr>
-        <w:hyperlink r:id="rId12" w:history="1">
+        <w:hyperlink r:id="rId11" w:history="1">
           <w:r>
             <w:rPr>
               <w:rStyle w:val="Hyperlink"/>
@@ -316,7 +316,7 @@
           <w:sz w:val="24"/>
           <w:u w:val="single"/>
         </w:rPr>
-        <w:hyperlink r:id="rId12" w:history="1">
+        <w:hyperlink r:id="rId11" w:history="1">
           <w:r>
             <w:rPr>
               <w:rStyle w:val="Hyperlink"/>

--- a/EXPORTS/DOCX/review/niveau3/Dutch/Arnhem1928.docx
+++ b/EXPORTS/DOCX/review/niveau3/Dutch/Arnhem1928.docx
@@ -170,7 +170,7 @@
           <w:sz w:val="24"/>
           <w:u w:val="single"/>
         </w:rPr>
-        <w:hyperlink r:id="rId10" w:history="1">
+        <w:hyperlink r:id="rId9" w:history="1">
           <w:r>
             <w:rPr>
               <w:rStyle w:val="Hyperlink"/>

--- a/EXPORTS/DOCX/review/niveau3/Dutch/Arnhem1928.docx
+++ b/EXPORTS/DOCX/review/niveau3/Dutch/Arnhem1928.docx
@@ -713,7 +713,7 @@
         <w:autoSpaceDN w:val="0"/>
         <w:autoSpaceDE w:val="0"/>
         <w:widowControl/>
-        <w:spacing w:line="540" w:lineRule="exact" w:before="530" w:after="0"/>
+        <w:spacing w:line="540" w:lineRule="exact" w:before="510" w:after="0"/>
         <w:ind w:left="10" w:right="0" w:firstLine="0"/>
         <w:jc w:val="left"/>
       </w:pPr>

--- a/EXPORTS/DOCX/review/niveau3/Dutch/Arnhem1928.docx
+++ b/EXPORTS/DOCX/review/niveau3/Dutch/Arnhem1928.docx
@@ -108,7 +108,7 @@
           <w:color w:val="000000"/>
           <w:sz w:val="24"/>
         </w:rPr>
-        <w:t>Indische Tentoonstelling Arnhem (I.T.A.) / Tentoonstelling Oost &amp; West Indië 1928</w:t>
+        <w:t>Indische Tentoonstelling Arnhem (I.T.A.) / Tentoonstelling Oost &amp; West Indië 1928. Test.</w:t>
       </w:r>
     </w:p>
     <w:p>
@@ -753,8 +753,8 @@
         <w:autoSpaceDN w:val="0"/>
         <w:autoSpaceDE w:val="0"/>
         <w:widowControl/>
-        <w:spacing w:line="352" w:lineRule="exact" w:before="176" w:after="0"/>
-        <w:ind w:left="10" w:right="0" w:firstLine="0"/>
+        <w:spacing w:line="288" w:lineRule="exact" w:before="240" w:after="0"/>
+        <w:ind w:left="10" w:right="1008" w:firstLine="0"/>
         <w:jc w:val="left"/>
       </w:pPr>
       <w:r>
@@ -765,7 +765,17 @@
           <w:color w:val="000000"/>
           <w:sz w:val="24"/>
         </w:rPr>
-        <w:t>last edited by Maarten van der Bent as original_author on 2026-06-17</w:t>
+        <w:t xml:space="preserve">last edited by Maarten van der Bent as original_author on 2026-06-17 (applies to section: </w:t>
+      </w:r>
+      <w:r>
+        <w:rPr>
+          <w:rFonts w:ascii="Charis SIL Italic" w:hAnsi="Charis SIL Italic" w:eastAsia="Charis SIL Italic"/>
+          <w:b w:val="0"/>
+          <w:i/>
+          <w:color w:val="000000"/>
+          <w:sz w:val="24"/>
+        </w:rPr>
+        <w:t>undefined)</w:t>
       </w:r>
     </w:p>
     <w:sectPr>

--- a/EXPORTS/DOCX/review/niveau3/Dutch/Arnhem1928.docx
+++ b/EXPORTS/DOCX/review/niveau3/Dutch/Arnhem1928.docx
@@ -170,7 +170,7 @@
           <w:sz w:val="24"/>
           <w:u w:val="single"/>
         </w:rPr>
-        <w:hyperlink r:id="rId9" w:history="1">
+        <w:hyperlink r:id="rId10" w:history="1">
           <w:r>
             <w:rPr>
               <w:rStyle w:val="Hyperlink"/>

--- a/EXPORTS/DOCX/review/niveau3/Dutch/Arnhem1928.docx
+++ b/EXPORTS/DOCX/review/niveau3/Dutch/Arnhem1928.docx
@@ -201,7 +201,7 @@
           <w:sz w:val="24"/>
           <w:u w:val="single"/>
         </w:rPr>
-        <w:hyperlink r:id="rId10" w:history="1">
+        <w:hyperlink r:id="rId11" w:history="1">
           <w:r>
             <w:rPr>
               <w:rStyle w:val="Hyperlink"/>
@@ -229,7 +229,7 @@
           <w:sz w:val="24"/>
           <w:u w:val="single"/>
         </w:rPr>
-        <w:hyperlink r:id="rId11" w:history="1">
+        <w:hyperlink r:id="rId12" w:history="1">
           <w:r>
             <w:rPr>
               <w:rStyle w:val="Hyperlink"/>
@@ -258,7 +258,7 @@
           <w:sz w:val="24"/>
           <w:u w:val="single"/>
         </w:rPr>
-        <w:hyperlink r:id="rId11" w:history="1">
+        <w:hyperlink r:id="rId12" w:history="1">
           <w:r>
             <w:rPr>
               <w:rStyle w:val="Hyperlink"/>
@@ -287,7 +287,7 @@
           <w:sz w:val="24"/>
           <w:u w:val="single"/>
         </w:rPr>
-        <w:hyperlink r:id="rId11" w:history="1">
+        <w:hyperlink r:id="rId12" w:history="1">
           <w:r>
             <w:rPr>
               <w:rStyle w:val="Hyperlink"/>
@@ -316,7 +316,7 @@
           <w:sz w:val="24"/>
           <w:u w:val="single"/>
         </w:rPr>
-        <w:hyperlink r:id="rId11" w:history="1">
+        <w:hyperlink r:id="rId12" w:history="1">
           <w:r>
             <w:rPr>
               <w:rStyle w:val="Hyperlink"/>
